--- a/docs/manuals/dp/DP00-登入後主頁.docx
+++ b/docs/manuals/dp/DP00-登入後主頁.docx
@@ -7,6 +7,8 @@
         <w:spacing w:after="0"/>
         <w:jc w:val="center"/>
       </w:pPr>
+      <w:bookmarkStart w:id="0" w:name="_GoBack"/>
+      <w:bookmarkEnd w:id="0"/>
     </w:p>
     <w:p>
       <w:pPr>
@@ -155,7 +157,13 @@
         <w:rPr>
           <w:sz w:val="44"/>
         </w:rPr>
-        <w:t>DP00 登入後主頁</w:t>
+        <w:t xml:space="preserve">DP00 </w:t>
+      </w:r>
+      <w:r>
+        <w:rPr>
+          <w:sz w:val="44"/>
+        </w:rPr>
+        <w:t>登入後主頁</w:t>
       </w:r>
     </w:p>
     <w:p>
@@ -191,20 +199,26 @@
     <w:tbl>
       <w:tblPr>
         <w:tblStyle w:val="aff2"/>
-        <w:tblW w:type="auto" w:w="0"/>
+        <w:tblW w:w="0" w:type="auto"/>
         <w:jc w:val="center"/>
-        <w:tblLook w:firstColumn="1" w:firstRow="1" w:lastColumn="0" w:lastRow="0" w:noHBand="0" w:noVBand="1" w:val="04A0"/>
+        <w:tblLook w:val="04A0" w:firstRow="1" w:lastRow="0" w:firstColumn="1" w:lastColumn="0" w:noHBand="0" w:noVBand="1"/>
       </w:tblPr>
       <w:tblGrid>
-        <w:gridCol w:w="4680"/>
-        <w:gridCol w:w="4680"/>
+        <w:gridCol w:w="2160"/>
+        <w:gridCol w:w="3600"/>
       </w:tblGrid>
       <w:tr>
+        <w:trPr>
+          <w:jc w:val="center"/>
+        </w:trPr>
         <w:tc>
           <w:tcPr>
-            <w:tcW w:type="dxa" w:w="2160"/>
+            <w:tcW w:w="2160" w:type="dxa"/>
           </w:tcPr>
           <w:p>
+            <w:pPr>
+              <w:spacing w:before="60" w:after="60"/>
+            </w:pPr>
             <w:r>
               <w:t>版本</w:t>
             </w:r>
@@ -212,9 +226,12 @@
         </w:tc>
         <w:tc>
           <w:tcPr>
-            <w:tcW w:type="dxa" w:w="3600"/>
+            <w:tcW w:w="3600" w:type="dxa"/>
           </w:tcPr>
           <w:p>
+            <w:pPr>
+              <w:spacing w:before="60" w:after="60"/>
+            </w:pPr>
             <w:r>
               <w:t>1.0</w:t>
             </w:r>
@@ -222,11 +239,17 @@
         </w:tc>
       </w:tr>
       <w:tr>
+        <w:trPr>
+          <w:jc w:val="center"/>
+        </w:trPr>
         <w:tc>
           <w:tcPr>
-            <w:tcW w:type="dxa" w:w="2160"/>
+            <w:tcW w:w="2160" w:type="dxa"/>
           </w:tcPr>
           <w:p>
+            <w:pPr>
+              <w:spacing w:before="60" w:after="60"/>
+            </w:pPr>
             <w:r>
               <w:t>建立日期</w:t>
             </w:r>
@@ -234,21 +257,30 @@
         </w:tc>
         <w:tc>
           <w:tcPr>
-            <w:tcW w:type="dxa" w:w="3600"/>
+            <w:tcW w:w="3600" w:type="dxa"/>
           </w:tcPr>
           <w:p>
+            <w:pPr>
+              <w:spacing w:before="60" w:after="60"/>
+            </w:pPr>
             <w:r>
-              <w:t>2026/10/19</w:t>
+              <w:t>2026/10/20</w:t>
             </w:r>
           </w:p>
         </w:tc>
       </w:tr>
       <w:tr>
+        <w:trPr>
+          <w:jc w:val="center"/>
+        </w:trPr>
         <w:tc>
           <w:tcPr>
-            <w:tcW w:type="dxa" w:w="2160"/>
+            <w:tcW w:w="2160" w:type="dxa"/>
           </w:tcPr>
           <w:p>
+            <w:pPr>
+              <w:spacing w:before="60" w:after="60"/>
+            </w:pPr>
             <w:r>
               <w:t>更新日期</w:t>
             </w:r>
@@ -256,19 +288,27 @@
         </w:tc>
         <w:tc>
           <w:tcPr>
-            <w:tcW w:type="dxa" w:w="3600"/>
+            <w:tcW w:w="3600" w:type="dxa"/>
           </w:tcPr>
           <w:p>
-            <w:r/>
+            <w:pPr>
+              <w:spacing w:before="60" w:after="60"/>
+            </w:pPr>
           </w:p>
         </w:tc>
       </w:tr>
       <w:tr>
+        <w:trPr>
+          <w:jc w:val="center"/>
+        </w:trPr>
         <w:tc>
           <w:tcPr>
-            <w:tcW w:type="dxa" w:w="2160"/>
+            <w:tcW w:w="2160" w:type="dxa"/>
           </w:tcPr>
           <w:p>
+            <w:pPr>
+              <w:spacing w:before="60" w:after="60"/>
+            </w:pPr>
             <w:r>
               <w:t>作者</w:t>
             </w:r>
@@ -276,9 +316,12 @@
         </w:tc>
         <w:tc>
           <w:tcPr>
-            <w:tcW w:type="dxa" w:w="3600"/>
+            <w:tcW w:w="3600" w:type="dxa"/>
           </w:tcPr>
           <w:p>
+            <w:pPr>
+              <w:spacing w:before="60" w:after="60"/>
+            </w:pPr>
             <w:r>
               <w:t>朱可棠</w:t>
             </w:r>
@@ -289,31 +332,38 @@
     <w:p>
       <w:pPr>
         <w:pStyle w:val="Heading1NoTOC"/>
-        <w:pageBreakBefore/>
       </w:pPr>
       <w:r>
-        <w:t>文件制/修訂履歷</w:t>
+        <w:lastRenderedPageBreak/>
+        <w:t>文件制</w:t>
+      </w:r>
+      <w:r>
+        <w:t>/</w:t>
+      </w:r>
+      <w:r>
+        <w:t>修訂履歷</w:t>
       </w:r>
     </w:p>
     <w:tbl>
       <w:tblPr>
         <w:tblStyle w:val="aff2"/>
-        <w:tblW w:type="auto" w:w="0"/>
-        <w:tblLook w:firstColumn="1" w:firstRow="1" w:lastColumn="0" w:lastRow="0" w:noHBand="0" w:noVBand="1" w:val="04A0"/>
+        <w:tblW w:w="0" w:type="auto"/>
+        <w:tblLook w:val="04A0" w:firstRow="1" w:lastRow="0" w:firstColumn="1" w:lastColumn="0" w:noHBand="0" w:noVBand="1"/>
       </w:tblPr>
       <w:tblGrid>
-        <w:gridCol w:w="2340"/>
-        <w:gridCol w:w="2340"/>
-        <w:gridCol w:w="2340"/>
-        <w:gridCol w:w="2340"/>
+        <w:gridCol w:w="1151"/>
+        <w:gridCol w:w="1729"/>
+        <w:gridCol w:w="4320"/>
+        <w:gridCol w:w="2160"/>
       </w:tblGrid>
       <w:tr>
         <w:tc>
           <w:tcPr>
-            <w:tcW w:type="dxa" w:w="1151"/>
+            <w:tcW w:w="1151" w:type="dxa"/>
           </w:tcPr>
           <w:p>
             <w:pPr>
+              <w:spacing w:before="60" w:after="60"/>
               <w:jc w:val="center"/>
             </w:pPr>
             <w:r>
@@ -326,10 +376,11 @@
         </w:tc>
         <w:tc>
           <w:tcPr>
-            <w:tcW w:type="dxa" w:w="1729"/>
+            <w:tcW w:w="1729" w:type="dxa"/>
           </w:tcPr>
           <w:p>
             <w:pPr>
+              <w:spacing w:before="60" w:after="60"/>
               <w:jc w:val="center"/>
             </w:pPr>
             <w:r>
@@ -342,10 +393,11 @@
         </w:tc>
         <w:tc>
           <w:tcPr>
-            <w:tcW w:type="dxa" w:w="4320"/>
+            <w:tcW w:w="4320" w:type="dxa"/>
           </w:tcPr>
           <w:p>
             <w:pPr>
+              <w:spacing w:before="60" w:after="60"/>
               <w:jc w:val="center"/>
             </w:pPr>
             <w:r>
@@ -358,10 +410,11 @@
         </w:tc>
         <w:tc>
           <w:tcPr>
-            <w:tcW w:type="dxa" w:w="2160"/>
+            <w:tcW w:w="2160" w:type="dxa"/>
           </w:tcPr>
           <w:p>
             <w:pPr>
+              <w:spacing w:before="60" w:after="60"/>
               <w:jc w:val="center"/>
             </w:pPr>
             <w:r>
@@ -376,10 +429,11 @@
       <w:tr>
         <w:tc>
           <w:tcPr>
-            <w:tcW w:type="dxa" w:w="1151"/>
+            <w:tcW w:w="1151" w:type="dxa"/>
           </w:tcPr>
           <w:p>
             <w:pPr>
+              <w:spacing w:before="60" w:after="60"/>
               <w:jc w:val="center"/>
             </w:pPr>
             <w:r>
@@ -389,22 +443,26 @@
         </w:tc>
         <w:tc>
           <w:tcPr>
-            <w:tcW w:type="dxa" w:w="1729"/>
+            <w:tcW w:w="1729" w:type="dxa"/>
           </w:tcPr>
           <w:p>
             <w:pPr>
+              <w:spacing w:before="60" w:after="60"/>
               <w:jc w:val="center"/>
             </w:pPr>
             <w:r>
-              <w:t>2026/10/19</w:t>
+              <w:t>2026/10/20</w:t>
             </w:r>
           </w:p>
         </w:tc>
         <w:tc>
           <w:tcPr>
-            <w:tcW w:type="dxa" w:w="4320"/>
+            <w:tcW w:w="4320" w:type="dxa"/>
           </w:tcPr>
           <w:p>
+            <w:pPr>
+              <w:spacing w:before="60" w:after="60"/>
+            </w:pPr>
             <w:r>
               <w:t>初次發行</w:t>
             </w:r>
@@ -412,10 +470,11 @@
         </w:tc>
         <w:tc>
           <w:tcPr>
-            <w:tcW w:type="dxa" w:w="2160"/>
+            <w:tcW w:w="2160" w:type="dxa"/>
           </w:tcPr>
           <w:p>
             <w:pPr>
+              <w:spacing w:before="60" w:after="60"/>
               <w:jc w:val="center"/>
             </w:pPr>
             <w:r>
@@ -428,25 +487,686 @@
     <w:p>
       <w:pPr>
         <w:pStyle w:val="Heading1NoTOC"/>
-        <w:pageBreakBefore/>
       </w:pPr>
       <w:r>
+        <w:lastRenderedPageBreak/>
         <w:t>目錄</w:t>
       </w:r>
     </w:p>
     <w:p>
+      <w:pPr>
+        <w:pStyle w:val="14"/>
+        <w:tabs>
+          <w:tab w:val="right" w:leader="dot" w:pos="9350"/>
+        </w:tabs>
+        <w:rPr>
+          <w:rFonts w:asciiTheme="minorHAnsi" w:eastAsiaTheme="minorEastAsia" w:hAnsiTheme="minorHAnsi" w:cstheme="minorBidi"/>
+          <w:noProof/>
+          <w:color w:val="auto"/>
+          <w:kern w:val="2"/>
+          <w:szCs w:val="22"/>
+        </w:rPr>
+      </w:pPr>
       <w:r>
         <w:fldChar w:fldCharType="begin"/>
-        <w:instrText xml:space="preserve">TOC \o "1-2" \h \z \u</w:instrText>
+      </w:r>
+      <w:r>
+        <w:instrText>TOC \o "1-2" \h \z \u</w:instrText>
+      </w:r>
+      <w:r>
         <w:fldChar w:fldCharType="separate"/>
-        <w:t>目錄將於開啟文件時自動更新</w:t>
+      </w:r>
+      <w:hyperlink w:anchor="_Toc243386495" w:history="1">
+        <w:r>
+          <w:rPr>
+            <w:rStyle w:val="affb"/>
+            <w:rFonts w:hint="eastAsia"/>
+            <w:noProof/>
+          </w:rPr>
+          <w:t>壹、作業說明</w:t>
+        </w:r>
+        <w:r>
+          <w:rPr>
+            <w:noProof/>
+            <w:webHidden/>
+          </w:rPr>
+          <w:tab/>
+        </w:r>
+        <w:r>
+          <w:rPr>
+            <w:noProof/>
+            <w:webHidden/>
+          </w:rPr>
+          <w:fldChar w:fldCharType="begin"/>
+        </w:r>
+        <w:r>
+          <w:rPr>
+            <w:noProof/>
+            <w:webHidden/>
+          </w:rPr>
+          <w:instrText xml:space="preserve"> PAGEREF _Toc243386495 \h </w:instrText>
+        </w:r>
+        <w:r>
+          <w:rPr>
+            <w:noProof/>
+            <w:webHidden/>
+          </w:rPr>
+        </w:r>
+        <w:r>
+          <w:rPr>
+            <w:noProof/>
+            <w:webHidden/>
+          </w:rPr>
+          <w:fldChar w:fldCharType="separate"/>
+        </w:r>
+        <w:r>
+          <w:rPr>
+            <w:noProof/>
+            <w:webHidden/>
+          </w:rPr>
+          <w:t>1</w:t>
+        </w:r>
+        <w:r>
+          <w:rPr>
+            <w:noProof/>
+            <w:webHidden/>
+          </w:rPr>
+          <w:fldChar w:fldCharType="end"/>
+        </w:r>
+      </w:hyperlink>
+    </w:p>
+    <w:p>
+      <w:pPr>
+        <w:pStyle w:val="2a"/>
+        <w:tabs>
+          <w:tab w:val="right" w:leader="dot" w:pos="9350"/>
+        </w:tabs>
+        <w:rPr>
+          <w:rFonts w:asciiTheme="minorHAnsi" w:eastAsiaTheme="minorEastAsia" w:hAnsiTheme="minorHAnsi" w:cstheme="minorBidi"/>
+          <w:noProof/>
+          <w:color w:val="auto"/>
+          <w:kern w:val="2"/>
+          <w:szCs w:val="22"/>
+        </w:rPr>
+      </w:pPr>
+      <w:hyperlink w:anchor="_Toc243386496" w:history="1">
+        <w:r>
+          <w:rPr>
+            <w:rStyle w:val="affb"/>
+            <w:rFonts w:hint="eastAsia"/>
+            <w:noProof/>
+          </w:rPr>
+          <w:t>一、使用情境</w:t>
+        </w:r>
+        <w:r>
+          <w:rPr>
+            <w:noProof/>
+            <w:webHidden/>
+          </w:rPr>
+          <w:tab/>
+        </w:r>
+        <w:r>
+          <w:rPr>
+            <w:noProof/>
+            <w:webHidden/>
+          </w:rPr>
+          <w:fldChar w:fldCharType="begin"/>
+        </w:r>
+        <w:r>
+          <w:rPr>
+            <w:noProof/>
+            <w:webHidden/>
+          </w:rPr>
+          <w:instrText xml:space="preserve"> PAGEREF _Toc243386496 \h </w:instrText>
+        </w:r>
+        <w:r>
+          <w:rPr>
+            <w:noProof/>
+            <w:webHidden/>
+          </w:rPr>
+        </w:r>
+        <w:r>
+          <w:rPr>
+            <w:noProof/>
+            <w:webHidden/>
+          </w:rPr>
+          <w:fldChar w:fldCharType="separate"/>
+        </w:r>
+        <w:r>
+          <w:rPr>
+            <w:noProof/>
+            <w:webHidden/>
+          </w:rPr>
+          <w:t>1</w:t>
+        </w:r>
+        <w:r>
+          <w:rPr>
+            <w:noProof/>
+            <w:webHidden/>
+          </w:rPr>
+          <w:fldChar w:fldCharType="end"/>
+        </w:r>
+      </w:hyperlink>
+    </w:p>
+    <w:p>
+      <w:pPr>
+        <w:pStyle w:val="2a"/>
+        <w:tabs>
+          <w:tab w:val="right" w:leader="dot" w:pos="9350"/>
+        </w:tabs>
+        <w:rPr>
+          <w:rFonts w:asciiTheme="minorHAnsi" w:eastAsiaTheme="minorEastAsia" w:hAnsiTheme="minorHAnsi" w:cstheme="minorBidi"/>
+          <w:noProof/>
+          <w:color w:val="auto"/>
+          <w:kern w:val="2"/>
+          <w:szCs w:val="22"/>
+        </w:rPr>
+      </w:pPr>
+      <w:hyperlink w:anchor="_Toc243386497" w:history="1">
+        <w:r>
+          <w:rPr>
+            <w:rStyle w:val="affb"/>
+            <w:rFonts w:hint="eastAsia"/>
+            <w:noProof/>
+          </w:rPr>
+          <w:t>二、進入路徑</w:t>
+        </w:r>
+        <w:r>
+          <w:rPr>
+            <w:noProof/>
+            <w:webHidden/>
+          </w:rPr>
+          <w:tab/>
+        </w:r>
+        <w:r>
+          <w:rPr>
+            <w:noProof/>
+            <w:webHidden/>
+          </w:rPr>
+          <w:fldChar w:fldCharType="begin"/>
+        </w:r>
+        <w:r>
+          <w:rPr>
+            <w:noProof/>
+            <w:webHidden/>
+          </w:rPr>
+          <w:instrText xml:space="preserve"> PAGEREF _Toc243386497 \h </w:instrText>
+        </w:r>
+        <w:r>
+          <w:rPr>
+            <w:noProof/>
+            <w:webHidden/>
+          </w:rPr>
+        </w:r>
+        <w:r>
+          <w:rPr>
+            <w:noProof/>
+            <w:webHidden/>
+          </w:rPr>
+          <w:fldChar w:fldCharType="separate"/>
+        </w:r>
+        <w:r>
+          <w:rPr>
+            <w:noProof/>
+            <w:webHidden/>
+          </w:rPr>
+          <w:t>1</w:t>
+        </w:r>
+        <w:r>
+          <w:rPr>
+            <w:noProof/>
+            <w:webHidden/>
+          </w:rPr>
+          <w:fldChar w:fldCharType="end"/>
+        </w:r>
+      </w:hyperlink>
+    </w:p>
+    <w:p>
+      <w:pPr>
+        <w:pStyle w:val="14"/>
+        <w:tabs>
+          <w:tab w:val="right" w:leader="dot" w:pos="9350"/>
+        </w:tabs>
+        <w:rPr>
+          <w:rFonts w:asciiTheme="minorHAnsi" w:eastAsiaTheme="minorEastAsia" w:hAnsiTheme="minorHAnsi" w:cstheme="minorBidi"/>
+          <w:noProof/>
+          <w:color w:val="auto"/>
+          <w:kern w:val="2"/>
+          <w:szCs w:val="22"/>
+        </w:rPr>
+      </w:pPr>
+      <w:hyperlink w:anchor="_Toc243386498" w:history="1">
+        <w:r>
+          <w:rPr>
+            <w:rStyle w:val="affb"/>
+            <w:rFonts w:hint="eastAsia"/>
+            <w:noProof/>
+          </w:rPr>
+          <w:t>貳、操作說明</w:t>
+        </w:r>
+        <w:r>
+          <w:rPr>
+            <w:noProof/>
+            <w:webHidden/>
+          </w:rPr>
+          <w:tab/>
+        </w:r>
+        <w:r>
+          <w:rPr>
+            <w:noProof/>
+            <w:webHidden/>
+          </w:rPr>
+          <w:fldChar w:fldCharType="begin"/>
+        </w:r>
+        <w:r>
+          <w:rPr>
+            <w:noProof/>
+            <w:webHidden/>
+          </w:rPr>
+          <w:instrText xml:space="preserve"> PAGEREF _Toc243386498 \h </w:instrText>
+        </w:r>
+        <w:r>
+          <w:rPr>
+            <w:noProof/>
+            <w:webHidden/>
+          </w:rPr>
+        </w:r>
+        <w:r>
+          <w:rPr>
+            <w:noProof/>
+            <w:webHidden/>
+          </w:rPr>
+          <w:fldChar w:fldCharType="separate"/>
+        </w:r>
+        <w:r>
+          <w:rPr>
+            <w:noProof/>
+            <w:webHidden/>
+          </w:rPr>
+          <w:t>2</w:t>
+        </w:r>
+        <w:r>
+          <w:rPr>
+            <w:noProof/>
+            <w:webHidden/>
+          </w:rPr>
+          <w:fldChar w:fldCharType="end"/>
+        </w:r>
+      </w:hyperlink>
+    </w:p>
+    <w:p>
+      <w:pPr>
+        <w:pStyle w:val="2a"/>
+        <w:tabs>
+          <w:tab w:val="right" w:leader="dot" w:pos="9350"/>
+        </w:tabs>
+        <w:rPr>
+          <w:rFonts w:asciiTheme="minorHAnsi" w:eastAsiaTheme="minorEastAsia" w:hAnsiTheme="minorHAnsi" w:cstheme="minorBidi"/>
+          <w:noProof/>
+          <w:color w:val="auto"/>
+          <w:kern w:val="2"/>
+          <w:szCs w:val="22"/>
+        </w:rPr>
+      </w:pPr>
+      <w:hyperlink w:anchor="_Toc243386499" w:history="1">
+        <w:r>
+          <w:rPr>
+            <w:rStyle w:val="affb"/>
+            <w:rFonts w:hint="eastAsia"/>
+            <w:noProof/>
+          </w:rPr>
+          <w:t>一、畫面與前置設定</w:t>
+        </w:r>
+        <w:r>
+          <w:rPr>
+            <w:noProof/>
+            <w:webHidden/>
+          </w:rPr>
+          <w:tab/>
+        </w:r>
+        <w:r>
+          <w:rPr>
+            <w:noProof/>
+            <w:webHidden/>
+          </w:rPr>
+          <w:fldChar w:fldCharType="begin"/>
+        </w:r>
+        <w:r>
+          <w:rPr>
+            <w:noProof/>
+            <w:webHidden/>
+          </w:rPr>
+          <w:instrText xml:space="preserve"> PAGEREF _Toc243386499 \h </w:instrText>
+        </w:r>
+        <w:r>
+          <w:rPr>
+            <w:noProof/>
+            <w:webHidden/>
+          </w:rPr>
+        </w:r>
+        <w:r>
+          <w:rPr>
+            <w:noProof/>
+            <w:webHidden/>
+          </w:rPr>
+          <w:fldChar w:fldCharType="separate"/>
+        </w:r>
+        <w:r>
+          <w:rPr>
+            <w:noProof/>
+            <w:webHidden/>
+          </w:rPr>
+          <w:t>2</w:t>
+        </w:r>
+        <w:r>
+          <w:rPr>
+            <w:noProof/>
+            <w:webHidden/>
+          </w:rPr>
+          <w:fldChar w:fldCharType="end"/>
+        </w:r>
+      </w:hyperlink>
+    </w:p>
+    <w:p>
+      <w:pPr>
+        <w:pStyle w:val="2a"/>
+        <w:tabs>
+          <w:tab w:val="right" w:leader="dot" w:pos="9350"/>
+        </w:tabs>
+        <w:rPr>
+          <w:rFonts w:asciiTheme="minorHAnsi" w:eastAsiaTheme="minorEastAsia" w:hAnsiTheme="minorHAnsi" w:cstheme="minorBidi"/>
+          <w:noProof/>
+          <w:color w:val="auto"/>
+          <w:kern w:val="2"/>
+          <w:szCs w:val="22"/>
+        </w:rPr>
+      </w:pPr>
+      <w:hyperlink w:anchor="_Toc243386500" w:history="1">
+        <w:r>
+          <w:rPr>
+            <w:rStyle w:val="affb"/>
+            <w:rFonts w:hint="eastAsia"/>
+            <w:noProof/>
+          </w:rPr>
+          <w:t>二、檢視教育訓練概況</w:t>
+        </w:r>
+        <w:r>
+          <w:rPr>
+            <w:noProof/>
+            <w:webHidden/>
+          </w:rPr>
+          <w:tab/>
+        </w:r>
+        <w:r>
+          <w:rPr>
+            <w:noProof/>
+            <w:webHidden/>
+          </w:rPr>
+          <w:fldChar w:fldCharType="begin"/>
+        </w:r>
+        <w:r>
+          <w:rPr>
+            <w:noProof/>
+            <w:webHidden/>
+          </w:rPr>
+          <w:instrText xml:space="preserve"> PAGEREF _Toc243386500 \h </w:instrText>
+        </w:r>
+        <w:r>
+          <w:rPr>
+            <w:noProof/>
+            <w:webHidden/>
+          </w:rPr>
+        </w:r>
+        <w:r>
+          <w:rPr>
+            <w:noProof/>
+            <w:webHidden/>
+          </w:rPr>
+          <w:fldChar w:fldCharType="separate"/>
+        </w:r>
+        <w:r>
+          <w:rPr>
+            <w:noProof/>
+            <w:webHidden/>
+          </w:rPr>
+          <w:t>3</w:t>
+        </w:r>
+        <w:r>
+          <w:rPr>
+            <w:noProof/>
+            <w:webHidden/>
+          </w:rPr>
+          <w:fldChar w:fldCharType="end"/>
+        </w:r>
+      </w:hyperlink>
+    </w:p>
+    <w:p>
+      <w:pPr>
+        <w:pStyle w:val="2a"/>
+        <w:tabs>
+          <w:tab w:val="right" w:leader="dot" w:pos="9350"/>
+        </w:tabs>
+        <w:rPr>
+          <w:rFonts w:asciiTheme="minorHAnsi" w:eastAsiaTheme="minorEastAsia" w:hAnsiTheme="minorHAnsi" w:cstheme="minorBidi"/>
+          <w:noProof/>
+          <w:color w:val="auto"/>
+          <w:kern w:val="2"/>
+          <w:szCs w:val="22"/>
+        </w:rPr>
+      </w:pPr>
+      <w:hyperlink w:anchor="_Toc243386501" w:history="1">
+        <w:r>
+          <w:rPr>
+            <w:rStyle w:val="affb"/>
+            <w:rFonts w:hint="eastAsia"/>
+            <w:noProof/>
+          </w:rPr>
+          <w:t>三、登出</w:t>
+        </w:r>
+        <w:r>
+          <w:rPr>
+            <w:noProof/>
+            <w:webHidden/>
+          </w:rPr>
+          <w:tab/>
+        </w:r>
+        <w:r>
+          <w:rPr>
+            <w:noProof/>
+            <w:webHidden/>
+          </w:rPr>
+          <w:fldChar w:fldCharType="begin"/>
+        </w:r>
+        <w:r>
+          <w:rPr>
+            <w:noProof/>
+            <w:webHidden/>
+          </w:rPr>
+          <w:instrText xml:space="preserve"> PAGEREF _Toc243386501 \h </w:instrText>
+        </w:r>
+        <w:r>
+          <w:rPr>
+            <w:noProof/>
+            <w:webHidden/>
+          </w:rPr>
+        </w:r>
+        <w:r>
+          <w:rPr>
+            <w:noProof/>
+            <w:webHidden/>
+          </w:rPr>
+          <w:fldChar w:fldCharType="separate"/>
+        </w:r>
+        <w:r>
+          <w:rPr>
+            <w:noProof/>
+            <w:webHidden/>
+          </w:rPr>
+          <w:t>5</w:t>
+        </w:r>
+        <w:r>
+          <w:rPr>
+            <w:noProof/>
+            <w:webHidden/>
+          </w:rPr>
+          <w:fldChar w:fldCharType="end"/>
+        </w:r>
+      </w:hyperlink>
+    </w:p>
+    <w:p>
+      <w:pPr>
+        <w:pStyle w:val="14"/>
+        <w:tabs>
+          <w:tab w:val="right" w:leader="dot" w:pos="9350"/>
+        </w:tabs>
+        <w:rPr>
+          <w:rFonts w:asciiTheme="minorHAnsi" w:eastAsiaTheme="minorEastAsia" w:hAnsiTheme="minorHAnsi" w:cstheme="minorBidi"/>
+          <w:noProof/>
+          <w:color w:val="auto"/>
+          <w:kern w:val="2"/>
+          <w:szCs w:val="22"/>
+        </w:rPr>
+      </w:pPr>
+      <w:hyperlink w:anchor="_Toc243386502" w:history="1">
+        <w:r>
+          <w:rPr>
+            <w:rStyle w:val="affb"/>
+            <w:rFonts w:hint="eastAsia"/>
+            <w:noProof/>
+          </w:rPr>
+          <w:t>參、常見訊息與處置</w:t>
+        </w:r>
+        <w:r>
+          <w:rPr>
+            <w:noProof/>
+            <w:webHidden/>
+          </w:rPr>
+          <w:tab/>
+        </w:r>
+        <w:r>
+          <w:rPr>
+            <w:noProof/>
+            <w:webHidden/>
+          </w:rPr>
+          <w:fldChar w:fldCharType="begin"/>
+        </w:r>
+        <w:r>
+          <w:rPr>
+            <w:noProof/>
+            <w:webHidden/>
+          </w:rPr>
+          <w:instrText xml:space="preserve"> PAGEREF _Toc243386502 \h </w:instrText>
+        </w:r>
+        <w:r>
+          <w:rPr>
+            <w:noProof/>
+            <w:webHidden/>
+          </w:rPr>
+        </w:r>
+        <w:r>
+          <w:rPr>
+            <w:noProof/>
+            <w:webHidden/>
+          </w:rPr>
+          <w:fldChar w:fldCharType="separate"/>
+        </w:r>
+        <w:r>
+          <w:rPr>
+            <w:noProof/>
+            <w:webHidden/>
+          </w:rPr>
+          <w:t>6</w:t>
+        </w:r>
+        <w:r>
+          <w:rPr>
+            <w:noProof/>
+            <w:webHidden/>
+          </w:rPr>
+          <w:fldChar w:fldCharType="end"/>
+        </w:r>
+      </w:hyperlink>
+    </w:p>
+    <w:p>
+      <w:pPr>
+        <w:pStyle w:val="2a"/>
+        <w:tabs>
+          <w:tab w:val="right" w:leader="dot" w:pos="9350"/>
+        </w:tabs>
+        <w:rPr>
+          <w:rFonts w:asciiTheme="minorHAnsi" w:eastAsiaTheme="minorEastAsia" w:hAnsiTheme="minorHAnsi" w:cstheme="minorBidi"/>
+          <w:noProof/>
+          <w:color w:val="auto"/>
+          <w:kern w:val="2"/>
+          <w:szCs w:val="22"/>
+        </w:rPr>
+      </w:pPr>
+      <w:hyperlink w:anchor="_Toc243386503" w:history="1">
+        <w:r>
+          <w:rPr>
+            <w:rStyle w:val="affb"/>
+            <w:rFonts w:hint="eastAsia"/>
+            <w:noProof/>
+          </w:rPr>
+          <w:t>一、其他情況</w:t>
+        </w:r>
+        <w:r>
+          <w:rPr>
+            <w:noProof/>
+            <w:webHidden/>
+          </w:rPr>
+          <w:tab/>
+        </w:r>
+        <w:r>
+          <w:rPr>
+            <w:noProof/>
+            <w:webHidden/>
+          </w:rPr>
+          <w:fldChar w:fldCharType="begin"/>
+        </w:r>
+        <w:r>
+          <w:rPr>
+            <w:noProof/>
+            <w:webHidden/>
+          </w:rPr>
+          <w:instrText xml:space="preserve"> PAGEREF _Toc243386503 \h </w:instrText>
+        </w:r>
+        <w:r>
+          <w:rPr>
+            <w:noProof/>
+            <w:webHidden/>
+          </w:rPr>
+        </w:r>
+        <w:r>
+          <w:rPr>
+            <w:noProof/>
+            <w:webHidden/>
+          </w:rPr>
+          <w:fldChar w:fldCharType="separate"/>
+        </w:r>
+        <w:r>
+          <w:rPr>
+            <w:noProof/>
+            <w:webHidden/>
+          </w:rPr>
+          <w:t>6</w:t>
+        </w:r>
+        <w:r>
+          <w:rPr>
+            <w:noProof/>
+            <w:webHidden/>
+          </w:rPr>
+          <w:fldChar w:fldCharType="end"/>
+        </w:r>
+      </w:hyperlink>
+    </w:p>
+    <w:p>
+      <w:r>
         <w:fldChar w:fldCharType="end"/>
       </w:r>
     </w:p>
     <w:p>
       <w:pPr>
         <w:sectPr>
-          <w:footerReference w:type="default" r:id="rId8"/>
           <w:pgSz w:w="12240" w:h="15840"/>
           <w:pgMar w:top="1440" w:right="1440" w:bottom="1440" w:left="1440" w:header="720" w:footer="720" w:gutter="0"/>
           <w:cols w:space="720"/>
@@ -458,17 +1178,22 @@
       <w:pPr>
         <w:pStyle w:val="1"/>
       </w:pPr>
+      <w:bookmarkStart w:id="1" w:name="_Toc243386495"/>
       <w:r>
+        <w:lastRenderedPageBreak/>
         <w:t>壹、作業說明</w:t>
       </w:r>
+      <w:bookmarkEnd w:id="1"/>
     </w:p>
     <w:p>
       <w:pPr>
         <w:pStyle w:val="2"/>
       </w:pPr>
+      <w:bookmarkStart w:id="2" w:name="_Toc243386496"/>
       <w:r>
         <w:t>一、使用情境</w:t>
       </w:r>
+      <w:bookmarkEnd w:id="2"/>
     </w:p>
     <w:p>
       <w:pPr>
@@ -489,6 +1214,7 @@
     </w:p>
     <w:p>
       <w:pPr>
+        <w:keepNext/>
         <w:ind w:firstLine="482"/>
       </w:pPr>
       <w:r>
@@ -498,26 +1224,23 @@
     <w:tbl>
       <w:tblPr>
         <w:tblStyle w:val="aff2"/>
-        <w:tblW w:type="auto" w:w="0"/>
+        <w:tblW w:w="0" w:type="auto"/>
         <w:tblLayout w:type="fixed"/>
-        <w:tblLook w:firstColumn="1" w:firstRow="1" w:lastColumn="0" w:lastRow="0" w:noHBand="0" w:noVBand="1" w:val="04A0"/>
-        <w:tblLayout w:type="fixed"/>
+        <w:tblLook w:val="04A0" w:firstRow="1" w:lastRow="0" w:firstColumn="1" w:lastColumn="0" w:noHBand="0" w:noVBand="1"/>
       </w:tblPr>
       <w:tblGrid>
-        <w:gridCol w:w="4680"/>
-        <w:gridCol w:w="4680"/>
+        <w:gridCol w:w="3115"/>
+        <w:gridCol w:w="6245"/>
       </w:tblGrid>
       <w:tr>
         <w:tc>
           <w:tcPr>
-            <w:tcW w:type="dxa" w:w="3115"/>
+            <w:tcW w:w="3115" w:type="dxa"/>
           </w:tcPr>
           <w:p>
-            <w:r>
-              <w:rPr>
-                <w:b/>
-              </w:rPr>
-            </w:r>
+            <w:pPr>
+              <w:spacing w:before="60" w:after="60"/>
+            </w:pPr>
             <w:r>
               <w:rPr>
                 <w:b/>
@@ -528,14 +1251,12 @@
         </w:tc>
         <w:tc>
           <w:tcPr>
-            <w:tcW w:type="dxa" w:w="6245"/>
+            <w:tcW w:w="6245" w:type="dxa"/>
           </w:tcPr>
           <w:p>
-            <w:r>
-              <w:rPr>
-                <w:b/>
-              </w:rPr>
-            </w:r>
+            <w:pPr>
+              <w:spacing w:before="60" w:after="60"/>
+            </w:pPr>
             <w:r>
               <w:rPr>
                 <w:b/>
@@ -548,10 +1269,12 @@
       <w:tr>
         <w:tc>
           <w:tcPr>
-            <w:tcW w:type="dxa" w:w="3115"/>
+            <w:tcW w:w="3115" w:type="dxa"/>
           </w:tcPr>
           <w:p>
-            <w:r/>
+            <w:pPr>
+              <w:spacing w:before="60" w:after="60"/>
+            </w:pPr>
             <w:r>
               <w:t>確認目前登入的是誰</w:t>
             </w:r>
@@ -559,10 +1282,12 @@
         </w:tc>
         <w:tc>
           <w:tcPr>
-            <w:tcW w:type="dxa" w:w="6245"/>
+            <w:tcW w:w="6245" w:type="dxa"/>
           </w:tcPr>
           <w:p>
-            <w:r/>
+            <w:pPr>
+              <w:spacing w:before="60" w:after="60"/>
+            </w:pPr>
             <w:r>
               <w:t>頁面上方的問候語，以及頂列右上的姓名</w:t>
             </w:r>
@@ -572,10 +1297,12 @@
       <w:tr>
         <w:tc>
           <w:tcPr>
-            <w:tcW w:type="dxa" w:w="3115"/>
+            <w:tcW w:w="3115" w:type="dxa"/>
           </w:tcPr>
           <w:p>
-            <w:r/>
+            <w:pPr>
+              <w:spacing w:before="60" w:after="60"/>
+            </w:pPr>
             <w:r>
               <w:t>前往可使用的作業</w:t>
             </w:r>
@@ -583,10 +1310,12 @@
         </w:tc>
         <w:tc>
           <w:tcPr>
-            <w:tcW w:type="dxa" w:w="6245"/>
+            <w:tcW w:w="6245" w:type="dxa"/>
           </w:tcPr>
           <w:p>
-            <w:r/>
+            <w:pPr>
+              <w:spacing w:before="60" w:after="60"/>
+            </w:pPr>
             <w:r>
               <w:t>左側選單，只列出登入者有權使用的作業</w:t>
             </w:r>
@@ -596,10 +1325,12 @@
       <w:tr>
         <w:tc>
           <w:tcPr>
-            <w:tcW w:type="dxa" w:w="3115"/>
+            <w:tcW w:w="3115" w:type="dxa"/>
           </w:tcPr>
           <w:p>
-            <w:r/>
+            <w:pPr>
+              <w:spacing w:before="60" w:after="60"/>
+            </w:pPr>
             <w:r>
               <w:t>一眼掌握待辦與概況</w:t>
             </w:r>
@@ -607,10 +1338,12 @@
         </w:tc>
         <w:tc>
           <w:tcPr>
-            <w:tcW w:type="dxa" w:w="6245"/>
+            <w:tcW w:w="6245" w:type="dxa"/>
           </w:tcPr>
           <w:p>
-            <w:r/>
+            <w:pPr>
+              <w:spacing w:before="60" w:after="60"/>
+            </w:pPr>
             <w:r>
               <w:t>下方的概況區塊，依登入者的身分與資料顯示</w:t>
             </w:r>
@@ -623,23 +1356,49 @@
         <w:ind w:firstLine="482"/>
       </w:pPr>
       <w:r>
-        <w:t>概況區塊有兩組：「ET 教育訓練概況」與「DM 文件概況」。本手冊說明前者；「DM 文件概況」的內容與操作見 DM00 系統儀表板。</w:t>
+        <w:t>概況區塊有兩組：「</w:t>
+      </w:r>
+      <w:r>
+        <w:t xml:space="preserve">ET </w:t>
+      </w:r>
+      <w:r>
+        <w:t>教育訓練概況」與「</w:t>
+      </w:r>
+      <w:r>
+        <w:t xml:space="preserve">DM </w:t>
+      </w:r>
+      <w:r>
+        <w:t>文件概況」。本手冊說明前者；「</w:t>
+      </w:r>
+      <w:r>
+        <w:t xml:space="preserve">DM </w:t>
+      </w:r>
+      <w:r>
+        <w:t>文件概況」的內容與操作見</w:t>
+      </w:r>
+      <w:r>
+        <w:t xml:space="preserve"> DM00 </w:t>
+      </w:r>
+      <w:r>
+        <w:t>系統儀表板。</w:t>
       </w:r>
     </w:p>
     <w:p>
       <w:pPr>
         <w:pStyle w:val="2"/>
       </w:pPr>
+      <w:bookmarkStart w:id="3" w:name="_Toc243386497"/>
       <w:r>
         <w:t>二、進入路徑</w:t>
       </w:r>
+      <w:bookmarkEnd w:id="3"/>
     </w:p>
     <w:p>
       <w:pPr>
         <w:pStyle w:val="af0"/>
         <w:numPr>
           <w:ilvl w:val="0"/>
-          <w:numId w:val="900"/>
+          <w:numId w:val="37"/>
         </w:numPr>
       </w:pPr>
       <w:r>
@@ -651,7 +1410,7 @@
         <w:pStyle w:val="af0"/>
         <w:numPr>
           <w:ilvl w:val="0"/>
-          <w:numId w:val="900"/>
+          <w:numId w:val="37"/>
         </w:numPr>
       </w:pPr>
       <w:r>
@@ -662,17 +1421,22 @@
       <w:pPr>
         <w:pStyle w:val="1"/>
       </w:pPr>
+      <w:bookmarkStart w:id="4" w:name="_Toc243386498"/>
       <w:r>
+        <w:lastRenderedPageBreak/>
         <w:t>貳、操作說明</w:t>
       </w:r>
+      <w:bookmarkEnd w:id="4"/>
     </w:p>
     <w:p>
       <w:pPr>
         <w:pStyle w:val="2"/>
       </w:pPr>
+      <w:bookmarkStart w:id="5" w:name="_Toc243386499"/>
       <w:r>
         <w:t>一、畫面與前置設定</w:t>
       </w:r>
+      <w:bookmarkEnd w:id="5"/>
     </w:p>
     <w:p>
       <w:pPr>
@@ -686,26 +1450,29 @@
       <w:pPr>
         <w:keepNext/>
         <w:spacing w:before="160" w:after="40"/>
-        <w:ind w:left="0" w:firstLine="0"/>
         <w:jc w:val="center"/>
       </w:pPr>
       <w:r>
+        <w:rPr>
+          <w:noProof/>
+        </w:rPr>
         <w:drawing>
-          <wp:inline xmlns:a="http://schemas.openxmlformats.org/drawingml/2006/main" xmlns:pic="http://schemas.openxmlformats.org/drawingml/2006/picture">
+          <wp:inline distT="0" distB="0" distL="0" distR="0">
             <wp:extent cx="5580000" cy="3362880"/>
+            <wp:effectExtent l="0" t="0" r="0" b="0"/>
             <wp:docPr id="1" name="Picture 1"/>
             <wp:cNvGraphicFramePr>
-              <a:graphicFrameLocks noChangeAspect="1"/>
+              <a:graphicFrameLocks xmlns:a="http://schemas.openxmlformats.org/drawingml/2006/main" noChangeAspect="1"/>
             </wp:cNvGraphicFramePr>
-            <a:graphic>
+            <a:graphic xmlns:a="http://schemas.openxmlformats.org/drawingml/2006/main">
               <a:graphicData uri="http://schemas.openxmlformats.org/drawingml/2006/picture">
-                <pic:pic>
+                <pic:pic xmlns:pic="http://schemas.openxmlformats.org/drawingml/2006/picture">
                   <pic:nvPicPr>
                     <pic:cNvPr id="0" name="dp00-01.png"/>
                     <pic:cNvPicPr/>
                   </pic:nvPicPr>
                   <pic:blipFill>
-                    <a:blip r:embed="rId9"/>
+                    <a:blip r:embed="rId8"/>
                     <a:stretch>
                       <a:fillRect/>
                     </a:stretch>
@@ -715,7 +1482,9 @@
                       <a:off x="0" y="0"/>
                       <a:ext cx="5580000" cy="3362880"/>
                     </a:xfrm>
-                    <a:prstGeom prst="rect"/>
+                    <a:prstGeom prst="rect">
+                      <a:avLst/>
+                    </a:prstGeom>
                   </pic:spPr>
                 </pic:pic>
               </a:graphicData>
@@ -727,7 +1496,6 @@
     <w:p>
       <w:pPr>
         <w:spacing w:after="160"/>
-        <w:ind w:firstLine="0"/>
         <w:jc w:val="center"/>
       </w:pPr>
       <w:r>
@@ -735,12 +1503,41 @@
           <w:color w:val="404040"/>
           <w:sz w:val="20"/>
         </w:rPr>
-        <w:t>以管理者登入後進入主頁，左側列出三組選單，內容區依序為問候語、ET 教育訓練概況與 DM 文件概況</w:t>
+        <w:t>以管理者登入後進入主頁，左側列出三組選單，內容區依序為問候語、</w:t>
+      </w:r>
+      <w:r>
+        <w:rPr>
+          <w:color w:val="404040"/>
+          <w:sz w:val="20"/>
+        </w:rPr>
+        <w:t xml:space="preserve">ET </w:t>
+      </w:r>
+      <w:r>
+        <w:rPr>
+          <w:color w:val="404040"/>
+          <w:sz w:val="20"/>
+        </w:rPr>
+        <w:t>教育訓練概況與</w:t>
+      </w:r>
+      <w:r>
+        <w:rPr>
+          <w:color w:val="404040"/>
+          <w:sz w:val="20"/>
+        </w:rPr>
+        <w:t xml:space="preserve"> DM </w:t>
+      </w:r>
+      <w:r>
+        <w:rPr>
+          <w:color w:val="404040"/>
+          <w:sz w:val="20"/>
+        </w:rPr>
+        <w:t>文件概況</w:t>
       </w:r>
     </w:p>
     <w:p>
       <w:pPr>
         <w:pStyle w:val="affa"/>
+        <w:keepNext/>
       </w:pPr>
       <w:r>
         <w:t>頂列</w:t>
@@ -749,26 +1546,23 @@
     <w:tbl>
       <w:tblPr>
         <w:tblStyle w:val="aff2"/>
-        <w:tblW w:type="auto" w:w="0"/>
+        <w:tblW w:w="0" w:type="auto"/>
         <w:tblLayout w:type="fixed"/>
-        <w:tblLook w:firstColumn="1" w:firstRow="1" w:lastColumn="0" w:lastRow="0" w:noHBand="0" w:noVBand="1" w:val="04A0"/>
-        <w:tblLayout w:type="fixed"/>
+        <w:tblLook w:val="04A0" w:firstRow="1" w:lastRow="0" w:firstColumn="1" w:lastColumn="0" w:noHBand="0" w:noVBand="1"/>
       </w:tblPr>
       <w:tblGrid>
-        <w:gridCol w:w="4680"/>
-        <w:gridCol w:w="4680"/>
+        <w:gridCol w:w="2521"/>
+        <w:gridCol w:w="6839"/>
       </w:tblGrid>
       <w:tr>
         <w:tc>
           <w:tcPr>
-            <w:tcW w:type="dxa" w:w="2521"/>
+            <w:tcW w:w="2521" w:type="dxa"/>
           </w:tcPr>
           <w:p>
-            <w:r>
-              <w:rPr>
-                <w:b/>
-              </w:rPr>
-            </w:r>
+            <w:pPr>
+              <w:spacing w:before="60" w:after="60"/>
+            </w:pPr>
             <w:r>
               <w:rPr>
                 <w:b/>
@@ -779,14 +1573,12 @@
         </w:tc>
         <w:tc>
           <w:tcPr>
-            <w:tcW w:type="dxa" w:w="6839"/>
+            <w:tcW w:w="6839" w:type="dxa"/>
           </w:tcPr>
           <w:p>
-            <w:r>
-              <w:rPr>
-                <w:b/>
-              </w:rPr>
-            </w:r>
+            <w:pPr>
+              <w:spacing w:before="60" w:after="60"/>
+            </w:pPr>
             <w:r>
               <w:rPr>
                 <w:b/>
@@ -799,10 +1591,12 @@
       <w:tr>
         <w:tc>
           <w:tcPr>
-            <w:tcW w:type="dxa" w:w="2521"/>
+            <w:tcW w:w="2521" w:type="dxa"/>
           </w:tcPr>
           <w:p>
-            <w:r/>
+            <w:pPr>
+              <w:spacing w:before="60" w:after="60"/>
+            </w:pPr>
             <w:r>
               <w:t>左側的三條線圖示</w:t>
             </w:r>
@@ -810,10 +1604,12 @@
         </w:tc>
         <w:tc>
           <w:tcPr>
-            <w:tcW w:type="dxa" w:w="6839"/>
+            <w:tcW w:w="6839" w:type="dxa"/>
           </w:tcPr>
           <w:p>
-            <w:r/>
+            <w:pPr>
+              <w:spacing w:before="60" w:after="60"/>
+            </w:pPr>
             <w:r>
               <w:t>收合或展開左側選單，畫面較窄時可騰出空間</w:t>
             </w:r>
@@ -823,10 +1619,12 @@
       <w:tr>
         <w:tc>
           <w:tcPr>
-            <w:tcW w:type="dxa" w:w="2521"/>
+            <w:tcW w:w="2521" w:type="dxa"/>
           </w:tcPr>
           <w:p>
-            <w:r/>
+            <w:pPr>
+              <w:spacing w:before="60" w:after="60"/>
+            </w:pPr>
             <w:r>
               <w:t>系統名稱</w:t>
             </w:r>
@@ -834,10 +1632,12 @@
         </w:tc>
         <w:tc>
           <w:tcPr>
-            <w:tcW w:type="dxa" w:w="6839"/>
+            <w:tcW w:w="6839" w:type="dxa"/>
           </w:tcPr>
           <w:p>
-            <w:r/>
+            <w:pPr>
+              <w:spacing w:before="60" w:after="60"/>
+            </w:pPr>
             <w:r>
               <w:t>回到本頁</w:t>
             </w:r>
@@ -847,10 +1647,12 @@
       <w:tr>
         <w:tc>
           <w:tcPr>
-            <w:tcW w:type="dxa" w:w="2521"/>
+            <w:tcW w:w="2521" w:type="dxa"/>
           </w:tcPr>
           <w:p>
-            <w:r/>
+            <w:pPr>
+              <w:spacing w:before="60" w:after="60"/>
+            </w:pPr>
             <w:r>
               <w:t>右上的姓名</w:t>
             </w:r>
@@ -858,12 +1660,20 @@
         </w:tc>
         <w:tc>
           <w:tcPr>
-            <w:tcW w:type="dxa" w:w="6839"/>
+            <w:tcW w:w="6839" w:type="dxa"/>
           </w:tcPr>
           <w:p>
-            <w:r/>
+            <w:pPr>
+              <w:spacing w:before="60" w:after="60"/>
+            </w:pPr>
             <w:r>
-              <w:t>前往 DP10 個人資料維護，修改姓名、聯絡資料或密碼</w:t>
+              <w:t>前往</w:t>
+            </w:r>
+            <w:r>
+              <w:t xml:space="preserve"> DP10 </w:t>
+            </w:r>
+            <w:r>
+              <w:t>個人資料維護，修改姓名、聯絡資料或密碼</w:t>
             </w:r>
           </w:p>
         </w:tc>
@@ -871,10 +1681,12 @@
       <w:tr>
         <w:tc>
           <w:tcPr>
-            <w:tcW w:type="dxa" w:w="2521"/>
+            <w:tcW w:w="2521" w:type="dxa"/>
           </w:tcPr>
           <w:p>
-            <w:r/>
+            <w:pPr>
+              <w:spacing w:before="60" w:after="60"/>
+            </w:pPr>
             <w:r>
               <w:t>「登出」</w:t>
             </w:r>
@@ -882,10 +1694,12 @@
         </w:tc>
         <w:tc>
           <w:tcPr>
-            <w:tcW w:type="dxa" w:w="6839"/>
+            <w:tcW w:w="6839" w:type="dxa"/>
           </w:tcPr>
           <w:p>
-            <w:r/>
+            <w:pPr>
+              <w:spacing w:before="60" w:after="60"/>
+            </w:pPr>
             <w:r>
               <w:t>結束本次登入，回到登入畫面</w:t>
             </w:r>
@@ -896,6 +1710,7 @@
     <w:p>
       <w:pPr>
         <w:pStyle w:val="affa"/>
+        <w:keepNext/>
       </w:pPr>
       <w:r>
         <w:t>左側選單</w:t>
@@ -903,6 +1718,7 @@
     </w:p>
     <w:p>
       <w:pPr>
+        <w:keepNext/>
         <w:ind w:firstLine="482"/>
       </w:pPr>
       <w:r>
@@ -921,26 +1737,23 @@
     <w:tbl>
       <w:tblPr>
         <w:tblStyle w:val="aff2"/>
-        <w:tblW w:type="auto" w:w="0"/>
+        <w:tblW w:w="0" w:type="auto"/>
         <w:tblLayout w:type="fixed"/>
-        <w:tblLook w:firstColumn="1" w:firstRow="1" w:lastColumn="0" w:lastRow="0" w:noHBand="0" w:noVBand="1" w:val="04A0"/>
-        <w:tblLayout w:type="fixed"/>
+        <w:tblLook w:val="04A0" w:firstRow="1" w:lastRow="0" w:firstColumn="1" w:lastColumn="0" w:noHBand="0" w:noVBand="1"/>
       </w:tblPr>
       <w:tblGrid>
-        <w:gridCol w:w="4680"/>
-        <w:gridCol w:w="4680"/>
+        <w:gridCol w:w="2047"/>
+        <w:gridCol w:w="7313"/>
       </w:tblGrid>
       <w:tr>
         <w:tc>
           <w:tcPr>
-            <w:tcW w:type="dxa" w:w="2047"/>
+            <w:tcW w:w="2047" w:type="dxa"/>
           </w:tcPr>
           <w:p>
-            <w:r>
-              <w:rPr>
-                <w:b/>
-              </w:rPr>
-            </w:r>
+            <w:pPr>
+              <w:spacing w:before="60" w:after="60"/>
+            </w:pPr>
             <w:r>
               <w:rPr>
                 <w:b/>
@@ -951,14 +1764,12 @@
         </w:tc>
         <w:tc>
           <w:tcPr>
-            <w:tcW w:type="dxa" w:w="7313"/>
+            <w:tcW w:w="7313" w:type="dxa"/>
           </w:tcPr>
           <w:p>
-            <w:r>
-              <w:rPr>
-                <w:b/>
-              </w:rPr>
-            </w:r>
+            <w:pPr>
+              <w:spacing w:before="60" w:after="60"/>
+            </w:pPr>
             <w:r>
               <w:rPr>
                 <w:b/>
@@ -971,10 +1782,12 @@
       <w:tr>
         <w:tc>
           <w:tcPr>
-            <w:tcW w:type="dxa" w:w="2047"/>
+            <w:tcW w:w="2047" w:type="dxa"/>
           </w:tcPr>
           <w:p>
-            <w:r/>
+            <w:pPr>
+              <w:spacing w:before="60" w:after="60"/>
+            </w:pPr>
             <w:r>
               <w:t>教育訓練</w:t>
             </w:r>
@@ -982,10 +1795,12 @@
         </w:tc>
         <w:tc>
           <w:tcPr>
-            <w:tcW w:type="dxa" w:w="7313"/>
+            <w:tcW w:w="7313" w:type="dxa"/>
           </w:tcPr>
           <w:p>
-            <w:r/>
+            <w:pPr>
+              <w:spacing w:before="60" w:after="60"/>
+            </w:pPr>
             <w:r>
               <w:t>具任一教育訓練角色者。組內再依角色顯示：課程列表限管理者與教師、學員學習表現限教師、我的課程限學員；核可查詢則三種角色皆可</w:t>
             </w:r>
@@ -995,23 +1810,37 @@
       <w:tr>
         <w:tc>
           <w:tcPr>
-            <w:tcW w:type="dxa" w:w="2047"/>
+            <w:tcW w:w="2047" w:type="dxa"/>
           </w:tcPr>
           <w:p>
-            <w:r/>
+            <w:pPr>
+              <w:spacing w:before="60" w:after="60"/>
+            </w:pPr>
             <w:r>
+              <w:lastRenderedPageBreak/>
               <w:t>文件管理</w:t>
             </w:r>
           </w:p>
         </w:tc>
         <w:tc>
           <w:tcPr>
-            <w:tcW w:type="dxa" w:w="7313"/>
+            <w:tcW w:w="7313" w:type="dxa"/>
           </w:tcPr>
           <w:p>
-            <w:r/>
+            <w:pPr>
+              <w:spacing w:before="60" w:after="60"/>
+            </w:pPr>
             <w:r>
-              <w:t>具任一文件管理角色者。組內的個人專區限編輯者或審核者，簽核中心限審核者；已廢止文件查詢、文件變更歷程查詢與閱讀統計 KPI 限管理者</w:t>
+              <w:t>具任一文件管理角色者。組內的個人專區限編輯者或審核者，簽核中心限審核者；已廢止文件查詢、文件變更歷程查詢與閱讀統計</w:t>
+            </w:r>
+            <w:r>
+              <w:t xml:space="preserve"> </w:t>
+            </w:r>
+            <w:r>
+              <w:t xml:space="preserve">KPI </w:t>
+            </w:r>
+            <w:r>
+              <w:t>限管理者</w:t>
             </w:r>
           </w:p>
         </w:tc>
@@ -1019,10 +1848,12 @@
       <w:tr>
         <w:tc>
           <w:tcPr>
-            <w:tcW w:type="dxa" w:w="2047"/>
+            <w:tcW w:w="2047" w:type="dxa"/>
           </w:tcPr>
           <w:p>
-            <w:r/>
+            <w:pPr>
+              <w:spacing w:before="60" w:after="60"/>
+            </w:pPr>
             <w:r>
               <w:t>系統管理者後台</w:t>
             </w:r>
@@ -1030,10 +1861,12 @@
         </w:tc>
         <w:tc>
           <w:tcPr>
-            <w:tcW w:type="dxa" w:w="7313"/>
+            <w:tcW w:w="7313" w:type="dxa"/>
           </w:tcPr>
           <w:p>
-            <w:r/>
+            <w:pPr>
+              <w:spacing w:before="60" w:after="60"/>
+            </w:pPr>
             <w:r>
               <w:t>具教育訓練或文件管理任一模組之管理者角色者</w:t>
             </w:r>
@@ -1053,26 +1886,29 @@
       <w:pPr>
         <w:keepNext/>
         <w:spacing w:before="160" w:after="40"/>
-        <w:ind w:left="0" w:firstLine="0"/>
         <w:jc w:val="center"/>
       </w:pPr>
       <w:r>
+        <w:rPr>
+          <w:noProof/>
+        </w:rPr>
         <w:drawing>
-          <wp:inline xmlns:a="http://schemas.openxmlformats.org/drawingml/2006/main" xmlns:pic="http://schemas.openxmlformats.org/drawingml/2006/picture">
+          <wp:inline distT="0" distB="0" distL="0" distR="0">
             <wp:extent cx="5580000" cy="2604000"/>
+            <wp:effectExtent l="0" t="0" r="0" b="0"/>
             <wp:docPr id="2" name="Picture 2"/>
             <wp:cNvGraphicFramePr>
-              <a:graphicFrameLocks noChangeAspect="1"/>
+              <a:graphicFrameLocks xmlns:a="http://schemas.openxmlformats.org/drawingml/2006/main" noChangeAspect="1"/>
             </wp:cNvGraphicFramePr>
-            <a:graphic>
+            <a:graphic xmlns:a="http://schemas.openxmlformats.org/drawingml/2006/main">
               <a:graphicData uri="http://schemas.openxmlformats.org/drawingml/2006/picture">
-                <pic:pic>
+                <pic:pic xmlns:pic="http://schemas.openxmlformats.org/drawingml/2006/picture">
                   <pic:nvPicPr>
                     <pic:cNvPr id="0" name="dp00-02.png"/>
                     <pic:cNvPicPr/>
                   </pic:nvPicPr>
                   <pic:blipFill>
-                    <a:blip r:embed="rId10"/>
+                    <a:blip r:embed="rId9"/>
                     <a:stretch>
                       <a:fillRect/>
                     </a:stretch>
@@ -1082,7 +1918,9 @@
                       <a:off x="0" y="0"/>
                       <a:ext cx="5580000" cy="2604000"/>
                     </a:xfrm>
-                    <a:prstGeom prst="rect"/>
+                    <a:prstGeom prst="rect">
+                      <a:avLst/>
+                    </a:prstGeom>
                   </pic:spPr>
                 </pic:pic>
               </a:graphicData>
@@ -1094,7 +1932,6 @@
     <w:p>
       <w:pPr>
         <w:spacing w:after="160"/>
-        <w:ind w:firstLine="0"/>
         <w:jc w:val="center"/>
       </w:pPr>
       <w:r>
@@ -1110,12 +1947,19 @@
         <w:ind w:firstLine="482"/>
       </w:pPr>
       <w:r>
-        <w:t>若需要使用其他作業，請洽系統管理者於 DP02 權限管理授予角色；角色調整後，重新登入即反映於選單。</w:t>
+        <w:t>若需要使用其他作業，請洽系統管理者於</w:t>
+      </w:r>
+      <w:r>
+        <w:t xml:space="preserve"> DP02 </w:t>
+      </w:r>
+      <w:r>
+        <w:t>權限管理授予角色；角色調整後，重新登入即反映於選單。</w:t>
       </w:r>
     </w:p>
     <w:p>
       <w:pPr>
         <w:pStyle w:val="affa"/>
+        <w:keepNext/>
       </w:pPr>
       <w:r>
         <w:t>內容區</w:t>
@@ -1126,23 +1970,43 @@
         <w:ind w:firstLine="482"/>
       </w:pPr>
       <w:r>
-        <w:t>上方為問候語「歡迎，」加上登入者姓名，其下依序為「ET 教育訓練概況」與「DM 文件概況」。</w:t>
+        <w:t>上方為問候語「歡迎，」加上登入者姓名，其下依序為「</w:t>
+      </w:r>
+      <w:r>
+        <w:t xml:space="preserve">ET </w:t>
+      </w:r>
+      <w:r>
+        <w:t>教育訓練概況」與「</w:t>
+      </w:r>
+      <w:r>
+        <w:t xml:space="preserve">DM </w:t>
+      </w:r>
+      <w:r>
+        <w:t>文件概況」。</w:t>
       </w:r>
     </w:p>
     <w:p>
       <w:pPr>
         <w:pStyle w:val="2"/>
       </w:pPr>
+      <w:bookmarkStart w:id="6" w:name="_Toc243386500"/>
       <w:r>
         <w:t>二、檢視教育訓練概況</w:t>
       </w:r>
+      <w:bookmarkEnd w:id="6"/>
     </w:p>
     <w:p>
       <w:pPr>
         <w:ind w:firstLine="482"/>
       </w:pPr>
       <w:r>
-        <w:t>「ET 教育訓練概況」分為三塊，</w:t>
+        <w:t>「</w:t>
+      </w:r>
+      <w:r>
+        <w:t xml:space="preserve">ET </w:t>
+      </w:r>
+      <w:r>
+        <w:t>教育訓練概況」分為三塊，</w:t>
       </w:r>
       <w:r>
         <w:rPr>
@@ -1151,33 +2015,33 @@
         <w:t>每一塊都只在有資料時才出現</w:t>
       </w:r>
       <w:r>
-        <w:t>——同一個人可能看到其中一塊、兩塊或三塊，三塊皆無資料時整組不顯示。</w:t>
+        <w:t>——</w:t>
+      </w:r>
+      <w:r>
+        <w:t>同一個人可能看到其中一塊、兩塊或三塊，三塊皆無資料時整組不顯示。</w:t>
       </w:r>
     </w:p>
     <w:tbl>
       <w:tblPr>
         <w:tblStyle w:val="aff2"/>
-        <w:tblW w:type="auto" w:w="0"/>
+        <w:tblW w:w="0" w:type="auto"/>
         <w:tblLayout w:type="fixed"/>
-        <w:tblLook w:firstColumn="1" w:firstRow="1" w:lastColumn="0" w:lastRow="0" w:noHBand="0" w:noVBand="1" w:val="04A0"/>
-        <w:tblLayout w:type="fixed"/>
+        <w:tblLook w:val="04A0" w:firstRow="1" w:lastRow="0" w:firstColumn="1" w:lastColumn="0" w:noHBand="0" w:noVBand="1"/>
       </w:tblPr>
       <w:tblGrid>
-        <w:gridCol w:w="3120"/>
-        <w:gridCol w:w="3120"/>
-        <w:gridCol w:w="3120"/>
+        <w:gridCol w:w="1883"/>
+        <w:gridCol w:w="1345"/>
+        <w:gridCol w:w="6131"/>
       </w:tblGrid>
       <w:tr>
         <w:tc>
           <w:tcPr>
-            <w:tcW w:type="dxa" w:w="1883"/>
+            <w:tcW w:w="1883" w:type="dxa"/>
           </w:tcPr>
           <w:p>
-            <w:r>
-              <w:rPr>
-                <w:b/>
-              </w:rPr>
-            </w:r>
+            <w:pPr>
+              <w:spacing w:before="60" w:after="60"/>
+            </w:pPr>
             <w:r>
               <w:rPr>
                 <w:b/>
@@ -1188,14 +2052,12 @@
         </w:tc>
         <w:tc>
           <w:tcPr>
-            <w:tcW w:type="dxa" w:w="1345"/>
+            <w:tcW w:w="1345" w:type="dxa"/>
           </w:tcPr>
           <w:p>
-            <w:r>
-              <w:rPr>
-                <w:b/>
-              </w:rPr>
-            </w:r>
+            <w:pPr>
+              <w:spacing w:before="60" w:after="60"/>
+            </w:pPr>
             <w:r>
               <w:rPr>
                 <w:b/>
@@ -1206,14 +2068,12 @@
         </w:tc>
         <w:tc>
           <w:tcPr>
-            <w:tcW w:type="dxa" w:w="6131"/>
+            <w:tcW w:w="6131" w:type="dxa"/>
           </w:tcPr>
           <w:p>
-            <w:r>
-              <w:rPr>
-                <w:b/>
-              </w:rPr>
-            </w:r>
+            <w:pPr>
+              <w:spacing w:before="60" w:after="60"/>
+            </w:pPr>
             <w:r>
               <w:rPr>
                 <w:b/>
@@ -1226,10 +2086,12 @@
       <w:tr>
         <w:tc>
           <w:tcPr>
-            <w:tcW w:type="dxa" w:w="1883"/>
+            <w:tcW w:w="1883" w:type="dxa"/>
           </w:tcPr>
           <w:p>
-            <w:r/>
+            <w:pPr>
+              <w:spacing w:before="60" w:after="60"/>
+            </w:pPr>
             <w:r>
               <w:t>我的學習概況</w:t>
             </w:r>
@@ -1237,10 +2099,12 @@
         </w:tc>
         <w:tc>
           <w:tcPr>
-            <w:tcW w:type="dxa" w:w="1345"/>
+            <w:tcW w:w="1345" w:type="dxa"/>
           </w:tcPr>
           <w:p>
-            <w:r/>
+            <w:pPr>
+              <w:spacing w:before="60" w:after="60"/>
+            </w:pPr>
             <w:r>
               <w:t>學員</w:t>
             </w:r>
@@ -1248,10 +2112,12 @@
         </w:tc>
         <w:tc>
           <w:tcPr>
-            <w:tcW w:type="dxa" w:w="6131"/>
+            <w:tcW w:w="6131" w:type="dxa"/>
           </w:tcPr>
           <w:p>
-            <w:r/>
+            <w:pPr>
+              <w:spacing w:before="60" w:after="60"/>
+            </w:pPr>
             <w:r>
               <w:t>本人已加入至少一門課程</w:t>
             </w:r>
@@ -1261,10 +2127,12 @@
       <w:tr>
         <w:tc>
           <w:tcPr>
-            <w:tcW w:type="dxa" w:w="1883"/>
+            <w:tcW w:w="1883" w:type="dxa"/>
           </w:tcPr>
           <w:p>
-            <w:r/>
+            <w:pPr>
+              <w:spacing w:before="60" w:after="60"/>
+            </w:pPr>
             <w:r>
               <w:t>全體訓練概況</w:t>
             </w:r>
@@ -1272,10 +2140,12 @@
         </w:tc>
         <w:tc>
           <w:tcPr>
-            <w:tcW w:type="dxa" w:w="1345"/>
+            <w:tcW w:w="1345" w:type="dxa"/>
           </w:tcPr>
           <w:p>
-            <w:r/>
+            <w:pPr>
+              <w:spacing w:before="60" w:after="60"/>
+            </w:pPr>
             <w:r>
               <w:t>管理者</w:t>
             </w:r>
@@ -1283,10 +2153,12 @@
         </w:tc>
         <w:tc>
           <w:tcPr>
-            <w:tcW w:type="dxa" w:w="6131"/>
+            <w:tcW w:w="6131" w:type="dxa"/>
           </w:tcPr>
           <w:p>
-            <w:r/>
+            <w:pPr>
+              <w:spacing w:before="60" w:after="60"/>
+            </w:pPr>
             <w:r>
               <w:t>系統中至少有一門已發布、且已有學員加入的課程</w:t>
             </w:r>
@@ -1296,10 +2168,12 @@
       <w:tr>
         <w:tc>
           <w:tcPr>
-            <w:tcW w:type="dxa" w:w="1883"/>
+            <w:tcW w:w="1883" w:type="dxa"/>
           </w:tcPr>
           <w:p>
-            <w:r/>
+            <w:pPr>
+              <w:spacing w:before="60" w:after="60"/>
+            </w:pPr>
             <w:r>
               <w:t>我的課程待辦</w:t>
             </w:r>
@@ -1307,10 +2181,12 @@
         </w:tc>
         <w:tc>
           <w:tcPr>
-            <w:tcW w:type="dxa" w:w="1345"/>
+            <w:tcW w:w="1345" w:type="dxa"/>
           </w:tcPr>
           <w:p>
-            <w:r/>
+            <w:pPr>
+              <w:spacing w:before="60" w:after="60"/>
+            </w:pPr>
             <w:r>
               <w:t>教師</w:t>
             </w:r>
@@ -1318,10 +2194,12 @@
         </w:tc>
         <w:tc>
           <w:tcPr>
-            <w:tcW w:type="dxa" w:w="6131"/>
+            <w:tcW w:w="6131" w:type="dxa"/>
           </w:tcPr>
           <w:p>
-            <w:r/>
+            <w:pPr>
+              <w:spacing w:before="60" w:after="60"/>
+            </w:pPr>
             <w:r>
               <w:t>本人有課程即將截止，或有尚未發布的課程</w:t>
             </w:r>
@@ -1342,6 +2220,7 @@
         <w:ind w:firstLine="482"/>
       </w:pPr>
       <w:r>
+        <w:lastRenderedPageBreak/>
         <w:t>區塊中的數字皆為</w:t>
       </w:r>
       <w:r>
@@ -1364,6 +2243,7 @@
     </w:p>
     <w:p>
       <w:pPr>
+        <w:keepNext/>
         <w:ind w:firstLine="482"/>
       </w:pPr>
       <w:r>
@@ -1373,26 +2253,23 @@
     <w:tbl>
       <w:tblPr>
         <w:tblStyle w:val="aff2"/>
-        <w:tblW w:type="auto" w:w="0"/>
+        <w:tblW w:w="0" w:type="auto"/>
         <w:tblLayout w:type="fixed"/>
-        <w:tblLook w:firstColumn="1" w:firstRow="1" w:lastColumn="0" w:lastRow="0" w:noHBand="0" w:noVBand="1" w:val="04A0"/>
-        <w:tblLayout w:type="fixed"/>
+        <w:tblLook w:val="04A0" w:firstRow="1" w:lastRow="0" w:firstColumn="1" w:lastColumn="0" w:noHBand="0" w:noVBand="1"/>
       </w:tblPr>
       <w:tblGrid>
-        <w:gridCol w:w="4680"/>
-        <w:gridCol w:w="4680"/>
+        <w:gridCol w:w="1656"/>
+        <w:gridCol w:w="7704"/>
       </w:tblGrid>
       <w:tr>
         <w:tc>
           <w:tcPr>
-            <w:tcW w:type="dxa" w:w="1656"/>
+            <w:tcW w:w="1656" w:type="dxa"/>
           </w:tcPr>
           <w:p>
-            <w:r>
-              <w:rPr>
-                <w:b/>
-              </w:rPr>
-            </w:r>
+            <w:pPr>
+              <w:spacing w:before="60" w:after="60"/>
+            </w:pPr>
             <w:r>
               <w:rPr>
                 <w:b/>
@@ -1403,14 +2280,12 @@
         </w:tc>
         <w:tc>
           <w:tcPr>
-            <w:tcW w:type="dxa" w:w="7704"/>
+            <w:tcW w:w="7704" w:type="dxa"/>
           </w:tcPr>
           <w:p>
-            <w:r>
-              <w:rPr>
-                <w:b/>
-              </w:rPr>
-            </w:r>
+            <w:pPr>
+              <w:spacing w:before="60" w:after="60"/>
+            </w:pPr>
             <w:r>
               <w:rPr>
                 <w:b/>
@@ -1423,10 +2298,12 @@
       <w:tr>
         <w:tc>
           <w:tcPr>
-            <w:tcW w:type="dxa" w:w="1656"/>
+            <w:tcW w:w="1656" w:type="dxa"/>
           </w:tcPr>
           <w:p>
-            <w:r/>
+            <w:pPr>
+              <w:spacing w:before="60" w:after="60"/>
+            </w:pPr>
             <w:r>
               <w:t>進行中</w:t>
             </w:r>
@@ -1434,10 +2311,12 @@
         </w:tc>
         <w:tc>
           <w:tcPr>
-            <w:tcW w:type="dxa" w:w="7704"/>
+            <w:tcW w:w="7704" w:type="dxa"/>
           </w:tcPr>
           <w:p>
-            <w:r/>
+            <w:pPr>
+              <w:spacing w:before="60" w:after="60"/>
+            </w:pPr>
             <w:r>
               <w:t>已開放學習、已開始但尚未完成全部章節的課程數</w:t>
             </w:r>
@@ -1447,10 +2326,12 @@
       <w:tr>
         <w:tc>
           <w:tcPr>
-            <w:tcW w:type="dxa" w:w="1656"/>
+            <w:tcW w:w="1656" w:type="dxa"/>
           </w:tcPr>
           <w:p>
-            <w:r/>
+            <w:pPr>
+              <w:spacing w:before="60" w:after="60"/>
+            </w:pPr>
             <w:r>
               <w:t>未開始</w:t>
             </w:r>
@@ -1458,10 +2339,12 @@
         </w:tc>
         <w:tc>
           <w:tcPr>
-            <w:tcW w:type="dxa" w:w="7704"/>
+            <w:tcW w:w="7704" w:type="dxa"/>
           </w:tcPr>
           <w:p>
-            <w:r/>
+            <w:pPr>
+              <w:spacing w:before="60" w:after="60"/>
+            </w:pPr>
             <w:r>
               <w:t>已開放學習、尚未開始任何章節的課程數</w:t>
             </w:r>
@@ -1471,10 +2354,12 @@
       <w:tr>
         <w:tc>
           <w:tcPr>
-            <w:tcW w:type="dxa" w:w="1656"/>
+            <w:tcW w:w="1656" w:type="dxa"/>
           </w:tcPr>
           <w:p>
-            <w:r/>
+            <w:pPr>
+              <w:spacing w:before="60" w:after="60"/>
+            </w:pPr>
             <w:r>
               <w:t>已完成</w:t>
             </w:r>
@@ -1482,10 +2367,12 @@
         </w:tc>
         <w:tc>
           <w:tcPr>
-            <w:tcW w:type="dxa" w:w="7704"/>
+            <w:tcW w:w="7704" w:type="dxa"/>
           </w:tcPr>
           <w:p>
-            <w:r/>
+            <w:pPr>
+              <w:spacing w:before="60" w:after="60"/>
+            </w:pPr>
             <w:r>
               <w:t>已完成全部章節的課程數</w:t>
             </w:r>
@@ -1495,10 +2382,12 @@
       <w:tr>
         <w:tc>
           <w:tcPr>
-            <w:tcW w:type="dxa" w:w="1656"/>
+            <w:tcW w:w="1656" w:type="dxa"/>
           </w:tcPr>
           <w:p>
-            <w:r/>
+            <w:pPr>
+              <w:spacing w:before="60" w:after="60"/>
+            </w:pPr>
             <w:r>
               <w:t>未開放</w:t>
             </w:r>
@@ -1506,10 +2395,12 @@
         </w:tc>
         <w:tc>
           <w:tcPr>
-            <w:tcW w:type="dxa" w:w="7704"/>
+            <w:tcW w:w="7704" w:type="dxa"/>
           </w:tcPr>
           <w:p>
-            <w:r/>
+            <w:pPr>
+              <w:spacing w:before="60" w:after="60"/>
+            </w:pPr>
             <w:r>
               <w:t>已加入，但尚未到閱課起始時間的課程數</w:t>
             </w:r>
@@ -1521,26 +2412,29 @@
       <w:pPr>
         <w:keepNext/>
         <w:spacing w:before="160" w:after="40"/>
-        <w:ind w:left="0" w:firstLine="0"/>
         <w:jc w:val="center"/>
       </w:pPr>
       <w:r>
+        <w:rPr>
+          <w:noProof/>
+        </w:rPr>
         <w:drawing>
-          <wp:inline xmlns:a="http://schemas.openxmlformats.org/drawingml/2006/main" xmlns:pic="http://schemas.openxmlformats.org/drawingml/2006/picture">
-            <wp:extent cx="5580000" cy="1265121"/>
+          <wp:inline distT="0" distB="0" distL="0" distR="0">
+            <wp:extent cx="4315200" cy="978360"/>
+            <wp:effectExtent l="0" t="0" r="0" b="0"/>
             <wp:docPr id="3" name="Picture 3"/>
             <wp:cNvGraphicFramePr>
-              <a:graphicFrameLocks noChangeAspect="1"/>
+              <a:graphicFrameLocks xmlns:a="http://schemas.openxmlformats.org/drawingml/2006/main" noChangeAspect="1"/>
             </wp:cNvGraphicFramePr>
-            <a:graphic>
+            <a:graphic xmlns:a="http://schemas.openxmlformats.org/drawingml/2006/main">
               <a:graphicData uri="http://schemas.openxmlformats.org/drawingml/2006/picture">
-                <pic:pic>
+                <pic:pic xmlns:pic="http://schemas.openxmlformats.org/drawingml/2006/picture">
                   <pic:nvPicPr>
                     <pic:cNvPr id="0" name="dp00-03.png"/>
                     <pic:cNvPicPr/>
                   </pic:nvPicPr>
                   <pic:blipFill>
-                    <a:blip r:embed="rId11"/>
+                    <a:blip r:embed="rId10"/>
                     <a:stretch>
                       <a:fillRect/>
                     </a:stretch>
@@ -1548,9 +2442,11 @@
                   <pic:spPr>
                     <a:xfrm>
                       <a:off x="0" y="0"/>
-                      <a:ext cx="5580000" cy="1265121"/>
+                      <a:ext cx="4315200" cy="978360"/>
                     </a:xfrm>
-                    <a:prstGeom prst="rect"/>
+                    <a:prstGeom prst="rect">
+                      <a:avLst/>
+                    </a:prstGeom>
                   </pic:spPr>
                 </pic:pic>
               </a:graphicData>
@@ -1562,7 +2458,6 @@
     <w:p>
       <w:pPr>
         <w:spacing w:after="160"/>
-        <w:ind w:firstLine="0"/>
         <w:jc w:val="center"/>
       </w:pPr>
       <w:r>
@@ -1595,7 +2490,13 @@
         <w:ind w:firstLine="482"/>
       </w:pPr>
       <w:r>
-        <w:t>四個數字與 ET03 我的課程頁面上方的統計為同一組數字。按「前往我的課程」即進入該頁，查看每門課程的明細。</w:t>
+        <w:t>四個數字與</w:t>
+      </w:r>
+      <w:r>
+        <w:t xml:space="preserve"> ET03 </w:t>
+      </w:r>
+      <w:r>
+        <w:t>我的課程頁面上方的統計為同一組數字。按「前往我的課程」即進入該頁，查看每門課程的明細。</w:t>
       </w:r>
     </w:p>
     <w:p>
@@ -1617,26 +2518,23 @@
     <w:tbl>
       <w:tblPr>
         <w:tblStyle w:val="aff2"/>
-        <w:tblW w:type="auto" w:w="0"/>
+        <w:tblW w:w="0" w:type="auto"/>
         <w:tblLayout w:type="fixed"/>
-        <w:tblLook w:firstColumn="1" w:firstRow="1" w:lastColumn="0" w:lastRow="0" w:noHBand="0" w:noVBand="1" w:val="04A0"/>
-        <w:tblLayout w:type="fixed"/>
+        <w:tblLook w:val="04A0" w:firstRow="1" w:lastRow="0" w:firstColumn="1" w:lastColumn="0" w:noHBand="0" w:noVBand="1"/>
       </w:tblPr>
       <w:tblGrid>
-        <w:gridCol w:w="4680"/>
-        <w:gridCol w:w="4680"/>
+        <w:gridCol w:w="1267"/>
+        <w:gridCol w:w="8093"/>
       </w:tblGrid>
       <w:tr>
         <w:tc>
           <w:tcPr>
-            <w:tcW w:type="dxa" w:w="1267"/>
+            <w:tcW w:w="1267" w:type="dxa"/>
           </w:tcPr>
           <w:p>
-            <w:r>
-              <w:rPr>
-                <w:b/>
-              </w:rPr>
-            </w:r>
+            <w:pPr>
+              <w:spacing w:before="60" w:after="60"/>
+            </w:pPr>
             <w:r>
               <w:rPr>
                 <w:b/>
@@ -1647,14 +2545,12 @@
         </w:tc>
         <w:tc>
           <w:tcPr>
-            <w:tcW w:type="dxa" w:w="8093"/>
+            <w:tcW w:w="8093" w:type="dxa"/>
           </w:tcPr>
           <w:p>
-            <w:r>
-              <w:rPr>
-                <w:b/>
-              </w:rPr>
-            </w:r>
+            <w:pPr>
+              <w:spacing w:before="60" w:after="60"/>
+            </w:pPr>
             <w:r>
               <w:rPr>
                 <w:b/>
@@ -1667,10 +2563,12 @@
       <w:tr>
         <w:tc>
           <w:tcPr>
-            <w:tcW w:type="dxa" w:w="1267"/>
+            <w:tcW w:w="1267" w:type="dxa"/>
           </w:tcPr>
           <w:p>
-            <w:r/>
+            <w:pPr>
+              <w:spacing w:before="60" w:after="60"/>
+            </w:pPr>
             <w:r>
               <w:t>課程</w:t>
             </w:r>
@@ -1678,10 +2576,12 @@
         </w:tc>
         <w:tc>
           <w:tcPr>
-            <w:tcW w:type="dxa" w:w="8093"/>
+            <w:tcW w:w="8093" w:type="dxa"/>
           </w:tcPr>
           <w:p>
-            <w:r/>
+            <w:pPr>
+              <w:spacing w:before="60" w:after="60"/>
+            </w:pPr>
             <w:r>
               <w:t>已發布或已關閉的課程；</w:t>
             </w:r>
@@ -1692,7 +2592,10 @@
               <w:t>尚未發布的草稿課程不列入</w:t>
             </w:r>
             <w:r>
-              <w:t>——學員看不到草稿，計入會拉低完成率</w:t>
+              <w:t>——</w:t>
+            </w:r>
+            <w:r>
+              <w:t>學員看不到草稿，計入會拉低完成率</w:t>
             </w:r>
           </w:p>
         </w:tc>
@@ -1700,10 +2603,12 @@
       <w:tr>
         <w:tc>
           <w:tcPr>
-            <w:tcW w:type="dxa" w:w="1267"/>
+            <w:tcW w:w="1267" w:type="dxa"/>
           </w:tcPr>
           <w:p>
-            <w:r/>
+            <w:pPr>
+              <w:spacing w:before="60" w:after="60"/>
+            </w:pPr>
             <w:r>
               <w:t>完成人數</w:t>
             </w:r>
@@ -1711,10 +2616,12 @@
         </w:tc>
         <w:tc>
           <w:tcPr>
-            <w:tcW w:type="dxa" w:w="8093"/>
+            <w:tcW w:w="8093" w:type="dxa"/>
           </w:tcPr>
           <w:p>
-            <w:r/>
+            <w:pPr>
+              <w:spacing w:before="60" w:after="60"/>
+            </w:pPr>
             <w:r>
               <w:t>已完成全部章節的學員數／該課程目前的學員數</w:t>
             </w:r>
@@ -1724,10 +2631,12 @@
       <w:tr>
         <w:tc>
           <w:tcPr>
-            <w:tcW w:type="dxa" w:w="1267"/>
+            <w:tcW w:w="1267" w:type="dxa"/>
           </w:tcPr>
           <w:p>
-            <w:r/>
+            <w:pPr>
+              <w:spacing w:before="60" w:after="60"/>
+            </w:pPr>
             <w:r>
               <w:t>完成率</w:t>
             </w:r>
@@ -1735,10 +2644,12 @@
         </w:tc>
         <w:tc>
           <w:tcPr>
-            <w:tcW w:type="dxa" w:w="8093"/>
+            <w:tcW w:w="8093" w:type="dxa"/>
           </w:tcPr>
           <w:p>
-            <w:r/>
+            <w:pPr>
+              <w:spacing w:before="60" w:after="60"/>
+            </w:pPr>
             <w:r>
               <w:t>完成人數占學員數的比率</w:t>
             </w:r>
@@ -1777,7 +2688,19 @@
         <w:t>無條件捨去到整數</w:t>
       </w:r>
       <w:r>
-        <w:t>。例如 99.6% 顯示為 99%，避免尚有學員未完成的課程看起來像已全部完成。</w:t>
+        <w:t>。例如</w:t>
+      </w:r>
+      <w:r>
+        <w:t xml:space="preserve"> 99.6% </w:t>
+      </w:r>
+      <w:r>
+        <w:t>顯示為</w:t>
+      </w:r>
+      <w:r>
+        <w:t xml:space="preserve"> 99%</w:t>
+      </w:r>
+      <w:r>
+        <w:t>，避免尚有學員未完成的課程看起來像已全部完成。</w:t>
       </w:r>
     </w:p>
     <w:p>
@@ -1802,11 +2725,13 @@
         <w:pStyle w:val="3"/>
       </w:pPr>
       <w:r>
+        <w:lastRenderedPageBreak/>
         <w:t>（三）我的課程待辦</w:t>
       </w:r>
     </w:p>
     <w:p>
       <w:pPr>
+        <w:keepNext/>
         <w:ind w:firstLine="482"/>
       </w:pPr>
       <w:r>
@@ -1818,7 +2743,7 @@
         <w:pStyle w:val="af0"/>
         <w:numPr>
           <w:ilvl w:val="0"/>
-          <w:numId w:val="900"/>
+          <w:numId w:val="37"/>
         </w:numPr>
       </w:pPr>
       <w:r>
@@ -1845,7 +2770,7 @@
         <w:pStyle w:val="af0"/>
         <w:numPr>
           <w:ilvl w:val="0"/>
-          <w:numId w:val="900"/>
+          <w:numId w:val="37"/>
         </w:numPr>
       </w:pPr>
       <w:r>
@@ -1855,33 +2780,51 @@
         <w:t>尚未發布的課程</w:t>
       </w:r>
       <w:r>
-        <w:t>：顯示「有 N 門課程尚未發布。」——這些課程學員看不到，需於課程列表開啟後發布</w:t>
+        <w:t>：顯示「有</w:t>
+      </w:r>
+      <w:r>
+        <w:t xml:space="preserve"> N </w:t>
+      </w:r>
+      <w:r>
+        <w:t>門課程尚未發布。」</w:t>
+      </w:r>
+      <w:r>
+        <w:t>——</w:t>
+      </w:r>
+      <w:r>
+        <w:t>這些</w:t>
+      </w:r>
+      <w:r>
+        <w:t>課程學員看不到，需於課程列表開啟後發布</w:t>
       </w:r>
     </w:p>
     <w:p>
       <w:pPr>
         <w:keepNext/>
         <w:spacing w:before="160" w:after="40"/>
-        <w:ind w:left="0" w:firstLine="0"/>
         <w:jc w:val="center"/>
       </w:pPr>
       <w:r>
+        <w:rPr>
+          <w:noProof/>
+        </w:rPr>
         <w:drawing>
-          <wp:inline xmlns:a="http://schemas.openxmlformats.org/drawingml/2006/main" xmlns:pic="http://schemas.openxmlformats.org/drawingml/2006/picture">
-            <wp:extent cx="5580000" cy="1236259"/>
+          <wp:inline distT="0" distB="0" distL="0" distR="0">
+            <wp:extent cx="4315200" cy="956040"/>
+            <wp:effectExtent l="0" t="0" r="0" b="0"/>
             <wp:docPr id="4" name="Picture 4"/>
             <wp:cNvGraphicFramePr>
-              <a:graphicFrameLocks noChangeAspect="1"/>
+              <a:graphicFrameLocks xmlns:a="http://schemas.openxmlformats.org/drawingml/2006/main" noChangeAspect="1"/>
             </wp:cNvGraphicFramePr>
-            <a:graphic>
+            <a:graphic xmlns:a="http://schemas.openxmlformats.org/drawingml/2006/main">
               <a:graphicData uri="http://schemas.openxmlformats.org/drawingml/2006/picture">
-                <pic:pic>
+                <pic:pic xmlns:pic="http://schemas.openxmlformats.org/drawingml/2006/picture">
                   <pic:nvPicPr>
                     <pic:cNvPr id="0" name="dp00-04.png"/>
                     <pic:cNvPicPr/>
                   </pic:nvPicPr>
                   <pic:blipFill>
-                    <a:blip r:embed="rId12"/>
+                    <a:blip r:embed="rId11"/>
                     <a:stretch>
                       <a:fillRect/>
                     </a:stretch>
@@ -1889,9 +2832,11 @@
                   <pic:spPr>
                     <a:xfrm>
                       <a:off x="0" y="0"/>
-                      <a:ext cx="5580000" cy="1236259"/>
+                      <a:ext cx="4315200" cy="956040"/>
                     </a:xfrm>
-                    <a:prstGeom prst="rect"/>
+                    <a:prstGeom prst="rect">
+                      <a:avLst/>
+                    </a:prstGeom>
                   </pic:spPr>
                 </pic:pic>
               </a:graphicData>
@@ -1903,7 +2848,6 @@
     <w:p>
       <w:pPr>
         <w:spacing w:after="160"/>
-        <w:ind w:firstLine="0"/>
         <w:jc w:val="center"/>
       </w:pPr>
       <w:r>
@@ -1911,7 +2855,35 @@
           <w:color w:val="404040"/>
           <w:sz w:val="20"/>
         </w:rPr>
-        <w:t>教師登入後，「我的課程待辦」顯示尚未發布的課程數，以及剩 2 天截止、尚有 1 人未完課的課程</w:t>
+        <w:t>教師登入後，「我的課程待辦」顯示尚未發布的課程數，以及剩</w:t>
+      </w:r>
+      <w:r>
+        <w:rPr>
+          <w:color w:val="404040"/>
+          <w:sz w:val="20"/>
+        </w:rPr>
+        <w:t xml:space="preserve"> 2 </w:t>
+      </w:r>
+      <w:r>
+        <w:rPr>
+          <w:color w:val="404040"/>
+          <w:sz w:val="20"/>
+        </w:rPr>
+        <w:t>天截止、尚有</w:t>
+      </w:r>
+      <w:r>
+        <w:rPr>
+          <w:color w:val="404040"/>
+          <w:sz w:val="20"/>
+        </w:rPr>
+        <w:t xml:space="preserve"> 1 </w:t>
+      </w:r>
+      <w:r>
+        <w:rPr>
+          <w:color w:val="404040"/>
+          <w:sz w:val="20"/>
+        </w:rPr>
+        <w:t>人未完課的課程</w:t>
       </w:r>
     </w:p>
     <w:p>
@@ -1919,7 +2891,19 @@
         <w:ind w:firstLine="482"/>
       </w:pPr>
       <w:r>
-        <w:t>「近日」的天數由系統參數「加急提醒天數」決定，預設為 3 天。系統於同一門檻寄送截止前的加急提醒信給未完成的學員，因此本區塊列出的課程，正是該批學員會收到提醒的課程。天數可由管理者於 DP03 系統參數與清單維護調整。</w:t>
+        <w:t>「近日」的天數由系統參數「加急提醒天數」決定，預設為</w:t>
+      </w:r>
+      <w:r>
+        <w:t xml:space="preserve"> 3 </w:t>
+      </w:r>
+      <w:r>
+        <w:t>天。系統於同一門檻寄送截止前的加急提醒信給未完成的學員，因此本區塊列出的課程，正是該批學員會收到提醒的課程。天數可由管理者於</w:t>
+      </w:r>
+      <w:r>
+        <w:t xml:space="preserve"> DP03 </w:t>
+      </w:r>
+      <w:r>
+        <w:t>系統參數與清單維護調整。</w:t>
       </w:r>
     </w:p>
     <w:p>
@@ -1927,16 +2911,24 @@
         <w:ind w:firstLine="482"/>
       </w:pPr>
       <w:r>
-        <w:t>按任一列即進入該課程的編輯頁；按「前往課程列表」進入 ET01 課程列表。</w:t>
+        <w:t>按任一列即進入該課程的編輯頁；按「前往課程列表」進入</w:t>
+      </w:r>
+      <w:r>
+        <w:t xml:space="preserve"> ET01 </w:t>
+      </w:r>
+      <w:r>
+        <w:t>課程列表。</w:t>
       </w:r>
     </w:p>
     <w:p>
       <w:pPr>
         <w:pStyle w:val="2"/>
       </w:pPr>
+      <w:bookmarkStart w:id="7" w:name="_Toc243386501"/>
       <w:r>
         <w:t>三、登出</w:t>
       </w:r>
+      <w:bookmarkEnd w:id="7"/>
     </w:p>
     <w:p>
       <w:pPr>
@@ -1950,41 +2942,43 @@
       <w:pPr>
         <w:pStyle w:val="1"/>
       </w:pPr>
+      <w:bookmarkStart w:id="8" w:name="_Toc243386502"/>
       <w:r>
+        <w:lastRenderedPageBreak/>
         <w:t>參、常見訊息與處置</w:t>
       </w:r>
+      <w:bookmarkEnd w:id="8"/>
     </w:p>
     <w:p>
       <w:pPr>
         <w:pStyle w:val="2"/>
       </w:pPr>
+      <w:bookmarkStart w:id="9" w:name="_Toc243386503"/>
       <w:r>
         <w:t>一、其他情況</w:t>
       </w:r>
+      <w:bookmarkEnd w:id="9"/>
     </w:p>
     <w:tbl>
       <w:tblPr>
         <w:tblStyle w:val="aff2"/>
-        <w:tblW w:type="auto" w:w="0"/>
+        <w:tblW w:w="0" w:type="auto"/>
         <w:tblLayout w:type="fixed"/>
-        <w:tblLook w:firstColumn="1" w:firstRow="1" w:lastColumn="0" w:lastRow="0" w:noHBand="0" w:noVBand="1" w:val="04A0"/>
-        <w:tblLayout w:type="fixed"/>
+        <w:tblLook w:val="04A0" w:firstRow="1" w:lastRow="0" w:firstColumn="1" w:lastColumn="0" w:noHBand="0" w:noVBand="1"/>
       </w:tblPr>
       <w:tblGrid>
-        <w:gridCol w:w="4680"/>
-        <w:gridCol w:w="4680"/>
+        <w:gridCol w:w="3575"/>
+        <w:gridCol w:w="5785"/>
       </w:tblGrid>
       <w:tr>
         <w:tc>
           <w:tcPr>
-            <w:tcW w:type="dxa" w:w="3575"/>
+            <w:tcW w:w="3575" w:type="dxa"/>
           </w:tcPr>
           <w:p>
-            <w:r>
-              <w:rPr>
-                <w:b/>
-              </w:rPr>
-            </w:r>
+            <w:pPr>
+              <w:spacing w:before="60" w:after="60"/>
+            </w:pPr>
             <w:r>
               <w:rPr>
                 <w:b/>
@@ -1995,14 +2989,12 @@
         </w:tc>
         <w:tc>
           <w:tcPr>
-            <w:tcW w:type="dxa" w:w="5785"/>
+            <w:tcW w:w="5785" w:type="dxa"/>
           </w:tcPr>
           <w:p>
-            <w:r>
-              <w:rPr>
-                <w:b/>
-              </w:rPr>
-            </w:r>
+            <w:pPr>
+              <w:spacing w:before="60" w:after="60"/>
+            </w:pPr>
             <w:r>
               <w:rPr>
                 <w:b/>
@@ -2015,10 +3007,12 @@
       <w:tr>
         <w:tc>
           <w:tcPr>
-            <w:tcW w:type="dxa" w:w="3575"/>
+            <w:tcW w:w="3575" w:type="dxa"/>
           </w:tcPr>
           <w:p>
-            <w:r/>
+            <w:pPr>
+              <w:spacing w:before="60" w:after="60"/>
+            </w:pPr>
             <w:r>
               <w:t>左側選單沒有某一組或某一項作業</w:t>
             </w:r>
@@ -2026,12 +3020,20 @@
         </w:tc>
         <w:tc>
           <w:tcPr>
-            <w:tcW w:type="dxa" w:w="5785"/>
+            <w:tcW w:w="5785" w:type="dxa"/>
           </w:tcPr>
           <w:p>
-            <w:r/>
+            <w:pPr>
+              <w:spacing w:before="60" w:after="60"/>
+            </w:pPr>
             <w:r>
-              <w:t>登入者不具該作業所需的角色。請洽系統管理者於 DP02 權限管理授予；授予後重新登入即顯示</w:t>
+              <w:t>登入者不具該作業所需的角色。請洽系統管理者於</w:t>
+            </w:r>
+            <w:r>
+              <w:t xml:space="preserve"> DP02 </w:t>
+            </w:r>
+            <w:r>
+              <w:t>權限管理授予；授予後重新登入即顯示</w:t>
             </w:r>
           </w:p>
         </w:tc>
@@ -2039,21 +3041,31 @@
       <w:tr>
         <w:tc>
           <w:tcPr>
-            <w:tcW w:type="dxa" w:w="3575"/>
+            <w:tcW w:w="3575" w:type="dxa"/>
           </w:tcPr>
           <w:p>
-            <w:r/>
+            <w:pPr>
+              <w:spacing w:before="60" w:after="60"/>
+            </w:pPr>
             <w:r>
-              <w:t>主頁沒有出現「ET 教育訓練概況」</w:t>
+              <w:t>主頁沒有出現「</w:t>
+            </w:r>
+            <w:r>
+              <w:t xml:space="preserve">ET </w:t>
+            </w:r>
+            <w:r>
+              <w:t>教育訓練概況」</w:t>
             </w:r>
           </w:p>
         </w:tc>
         <w:tc>
           <w:tcPr>
-            <w:tcW w:type="dxa" w:w="5785"/>
+            <w:tcW w:w="5785" w:type="dxa"/>
           </w:tcPr>
           <w:p>
-            <w:r/>
+            <w:pPr>
+              <w:spacing w:before="60" w:after="60"/>
+            </w:pPr>
             <w:r>
               <w:t>三個區塊皆無資料：本人尚未加入任何課程、沒有即將截止或未發布的課程，且不具管理者角色或系統中尚無已有學員的課程</w:t>
             </w:r>
@@ -2063,21 +3075,31 @@
       <w:tr>
         <w:tc>
           <w:tcPr>
-            <w:tcW w:type="dxa" w:w="3575"/>
+            <w:tcW w:w="3575" w:type="dxa"/>
           </w:tcPr>
           <w:p>
-            <w:r/>
+            <w:pPr>
+              <w:spacing w:before="60" w:after="60"/>
+            </w:pPr>
             <w:r>
-              <w:t>主頁沒有出現「DM 文件概況」</w:t>
+              <w:t>主頁沒有出現「</w:t>
+            </w:r>
+            <w:r>
+              <w:t xml:space="preserve">DM </w:t>
+            </w:r>
+            <w:r>
+              <w:t>文件概況」</w:t>
             </w:r>
           </w:p>
         </w:tc>
         <w:tc>
           <w:tcPr>
-            <w:tcW w:type="dxa" w:w="5785"/>
+            <w:tcW w:w="5785" w:type="dxa"/>
           </w:tcPr>
           <w:p>
-            <w:r/>
+            <w:pPr>
+              <w:spacing w:before="60" w:after="60"/>
+            </w:pPr>
             <w:r>
               <w:t>登入者不具任何文件管理角色</w:t>
             </w:r>
@@ -2087,10 +3109,12 @@
       <w:tr>
         <w:tc>
           <w:tcPr>
-            <w:tcW w:type="dxa" w:w="3575"/>
+            <w:tcW w:w="3575" w:type="dxa"/>
           </w:tcPr>
           <w:p>
-            <w:r/>
+            <w:pPr>
+              <w:spacing w:before="60" w:after="60"/>
+            </w:pPr>
             <w:r>
               <w:t>「我的課程待辦」沒有列出某門將要截止的課程</w:t>
             </w:r>
@@ -2098,10 +3122,12 @@
         </w:tc>
         <w:tc>
           <w:tcPr>
-            <w:tcW w:type="dxa" w:w="5785"/>
+            <w:tcW w:w="5785" w:type="dxa"/>
           </w:tcPr>
           <w:p>
-            <w:r/>
+            <w:pPr>
+              <w:spacing w:before="60" w:after="60"/>
+            </w:pPr>
             <w:r>
               <w:t>該課程已全班完成、尚未到起始時間，或截止日超出加急提醒天數</w:t>
             </w:r>
@@ -2111,10 +3137,12 @@
       <w:tr>
         <w:tc>
           <w:tcPr>
-            <w:tcW w:type="dxa" w:w="3575"/>
+            <w:tcW w:w="3575" w:type="dxa"/>
           </w:tcPr>
           <w:p>
-            <w:r/>
+            <w:pPr>
+              <w:spacing w:before="60" w:after="60"/>
+            </w:pPr>
             <w:r>
               <w:t>「全體訓練概況」沒有列出某門課程</w:t>
             </w:r>
@@ -2122,10 +3150,12 @@
         </w:tc>
         <w:tc>
           <w:tcPr>
-            <w:tcW w:type="dxa" w:w="5785"/>
+            <w:tcW w:w="5785" w:type="dxa"/>
           </w:tcPr>
           <w:p>
-            <w:r/>
+            <w:pPr>
+              <w:spacing w:before="60" w:after="60"/>
+            </w:pPr>
             <w:r>
               <w:t>該課程尚未發布，或還沒有任何學員加入</w:t>
             </w:r>
@@ -2135,10 +3165,12 @@
       <w:tr>
         <w:tc>
           <w:tcPr>
-            <w:tcW w:type="dxa" w:w="3575"/>
+            <w:tcW w:w="3575" w:type="dxa"/>
           </w:tcPr>
           <w:p>
-            <w:r/>
+            <w:pPr>
+              <w:spacing w:before="60" w:after="60"/>
+            </w:pPr>
             <w:r>
               <w:t>某門課程的完成率比先前下降</w:t>
             </w:r>
@@ -2146,10 +3178,12 @@
         </w:tc>
         <w:tc>
           <w:tcPr>
-            <w:tcW w:type="dxa" w:w="5785"/>
+            <w:tcW w:w="5785" w:type="dxa"/>
           </w:tcPr>
           <w:p>
-            <w:r/>
+            <w:pPr>
+              <w:spacing w:before="60" w:after="60"/>
+            </w:pPr>
             <w:r>
               <w:t>該課程新增了教材或測驗，原已完成的學員需再完成新項目才算完成</w:t>
             </w:r>
@@ -2157,8 +3191,9 @@
         </w:tc>
       </w:tr>
     </w:tbl>
+    <w:p/>
     <w:sectPr>
-      <w:footerReference w:type="default" r:id="rId46"/>
+      <w:footerReference w:type="default" r:id="rId12"/>
       <w:pgSz w:w="12240" w:h="15840"/>
       <w:pgMar w:top="1440" w:right="1440" w:bottom="1440" w:left="1440" w:header="720" w:footer="720" w:gutter="0"/>
       <w:pgNumType w:start="1"/>
@@ -2199,16 +3234,6 @@
   <w:p>
     <w:pPr>
       <w:pStyle w:val="a5"/>
-    </w:pPr>
-  </w:p>
-</w:ftr>
-</file>
-
-<file path=word/footer2.xml><?xml version="1.0" encoding="utf-8"?>
-<w:ftr xmlns:wpc="http://schemas.microsoft.com/office/word/2010/wordprocessingCanvas" xmlns:cx="http://schemas.microsoft.com/office/drawing/2014/chartex" xmlns:cx1="http://schemas.microsoft.com/office/drawing/2015/9/8/chartex" xmlns:cx2="http://schemas.microsoft.com/office/drawing/2015/10/21/chartex" xmlns:cx3="http://schemas.microsoft.com/office/drawing/2016/5/9/chartex" xmlns:cx4="http://schemas.microsoft.com/office/drawing/2016/5/10/chartex" xmlns:cx5="http://schemas.microsoft.com/office/drawing/2016/5/11/chartex" xmlns:cx6="http://schemas.microsoft.com/office/drawing/2016/5/12/chartex" xmlns:cx7="http://schemas.microsoft.com/office/drawing/2016/5/13/chartex" xmlns:cx8="http://schemas.microsoft.com/office/drawing/2016/5/14/chartex" xmlns:mc="http://schemas.openxmlformats.org/markup-compatibility/2006" xmlns:aink="http://schemas.microsoft.com/office/drawing/2016/ink" xmlns:am3d="http://schemas.microsoft.com/office/drawing/2017/model3d" xmlns:o="urn:schemas-microsoft-com:office:office" xmlns:r="http://schemas.openxmlformats.org/officeDocument/2006/relationships" xmlns:m="http://schemas.openxmlformats.org/officeDocument/2006/math" xmlns:v="urn:schemas-microsoft-com:vml" xmlns:wp14="http://schemas.microsoft.com/office/word/2010/wordprocessingDrawing" xmlns:wp="http://schemas.openxmlformats.org/drawingml/2006/wordprocessingDrawing" xmlns:w10="urn:schemas-microsoft-com:office:word" xmlns:w="http://schemas.openxmlformats.org/wordprocessingml/2006/main" xmlns:w14="http://schemas.microsoft.com/office/word/2010/wordml" xmlns:w15="http://schemas.microsoft.com/office/word/2012/wordml" xmlns:w16cid="http://schemas.microsoft.com/office/word/2016/wordml/cid" xmlns:w16se="http://schemas.microsoft.com/office/word/2015/wordml/symex" xmlns:wpg="http://schemas.microsoft.com/office/word/2010/wordprocessingGroup" xmlns:wpi="http://schemas.microsoft.com/office/word/2010/wordprocessingInk" xmlns:wne="http://schemas.microsoft.com/office/word/2006/wordml" xmlns:wps="http://schemas.microsoft.com/office/word/2010/wordprocessingShape" mc:Ignorable="w14 w15 w16se w16cid wp14">
-  <w:p>
-    <w:pPr>
-      <w:pStyle w:val="a5"/>
       <w:jc w:val="center"/>
     </w:pPr>
     <w:r>
@@ -2272,7 +3297,7 @@
         <w:noProof/>
         <w:sz w:val="20"/>
       </w:rPr>
-      <w:t>39</w:t>
+      <w:t>6</w:t>
     </w:r>
     <w:r>
       <w:rPr>
@@ -2329,6 +3354,64 @@
     </w:lvl>
   </w:abstractNum>
   <w:abstractNum w:abstractNumId="1" w15:restartNumberingAfterBreak="0">
+    <w:nsid w:val="34613DEB"/>
+    <w:multiLevelType w:val="multilevel"/>
+    <w:tmpl w:val="56682872"/>
+    <w:lvl w:ilvl="0">
+      <w:start w:val="1"/>
+      <w:numFmt w:val="bullet"/>
+      <w:lvlText w:val="●"/>
+      <w:lvlJc w:val="left"/>
+      <w:pPr>
+        <w:ind w:left="482" w:hanging="482"/>
+      </w:pPr>
+    </w:lvl>
+    <w:lvl w:ilvl="1">
+      <w:start w:val="1"/>
+      <w:numFmt w:val="bullet"/>
+      <w:lvlText w:val="●"/>
+      <w:lvlJc w:val="left"/>
+      <w:pPr>
+        <w:ind w:left="1440" w:hanging="480"/>
+      </w:pPr>
+    </w:lvl>
+    <w:lvl w:ilvl="2">
+      <w:numFmt w:val="decimal"/>
+      <w:lvlText w:val=""/>
+      <w:lvlJc w:val="left"/>
+    </w:lvl>
+    <w:lvl w:ilvl="3">
+      <w:numFmt w:val="decimal"/>
+      <w:lvlText w:val=""/>
+      <w:lvlJc w:val="left"/>
+    </w:lvl>
+    <w:lvl w:ilvl="4">
+      <w:numFmt w:val="decimal"/>
+      <w:lvlText w:val=""/>
+      <w:lvlJc w:val="left"/>
+    </w:lvl>
+    <w:lvl w:ilvl="5">
+      <w:numFmt w:val="decimal"/>
+      <w:lvlText w:val=""/>
+      <w:lvlJc w:val="left"/>
+    </w:lvl>
+    <w:lvl w:ilvl="6">
+      <w:numFmt w:val="decimal"/>
+      <w:lvlText w:val=""/>
+      <w:lvlJc w:val="left"/>
+    </w:lvl>
+    <w:lvl w:ilvl="7">
+      <w:numFmt w:val="decimal"/>
+      <w:lvlText w:val=""/>
+      <w:lvlJc w:val="left"/>
+    </w:lvl>
+    <w:lvl w:ilvl="8">
+      <w:numFmt w:val="decimal"/>
+      <w:lvlText w:val=""/>
+      <w:lvlJc w:val="left"/>
+    </w:lvl>
+  </w:abstractNum>
+  <w:abstractNum w:abstractNumId="2" w15:restartNumberingAfterBreak="0">
     <w:nsid w:val="7CDE1FC3"/>
     <w:multiLevelType w:val="hybridMultilevel"/>
     <w:tmpl w:val="7EACF0CE"/>
@@ -2392,17 +3475,6 @@
       <w:lvlJc w:val="left"/>
     </w:lvl>
   </w:abstractNum>
-  <w:abstractNum w:abstractNumId="900">
-    <w:lvl w:ilvl="0">
-      <w:start w:val="1"/>
-      <w:numFmt w:val="bullet"/>
-      <w:lvlText w:val="●"/>
-      <w:lvlJc w:val="left"/>
-      <w:pPr>
-        <w:ind w:left="482" w:hanging="482"/>
-      </w:pPr>
-    </w:lvl>
-  </w:abstractNum>
   <w:num w:numId="1">
     <w:abstractNumId w:val="0"/>
     <w:lvlOverride w:ilvl="0">
@@ -2422,7 +3494,7 @@
     </w:lvlOverride>
   </w:num>
   <w:num w:numId="4">
-    <w:abstractNumId w:val="1"/>
+    <w:abstractNumId w:val="2"/>
     <w:lvlOverride w:ilvl="0">
       <w:startOverride w:val="1"/>
     </w:lvlOverride>
@@ -2619,10 +3691,10 @@
       <w:startOverride w:val="1"/>
     </w:lvlOverride>
   </w:num>
+  <w:num w:numId="37">
+    <w:abstractNumId w:val="1"/>
+  </w:num>
   <w:numIdMacAtCleanup w:val="36"/>
-  <w:num w:numId="900">
-    <w:abstractNumId w:val="900"/>
-  </w:num>
 </w:numbering>
 </file>
 
@@ -14388,7 +15460,7 @@
 </file>
 
 <file path=customXml/itemProps1.xml><?xml version="1.0" encoding="utf-8"?>
-<ds:datastoreItem xmlns:ds="http://schemas.openxmlformats.org/officeDocument/2006/customXml" ds:itemID="{F5433768-CC8D-4AF3-B2C9-4B3C2D302557}">
+<ds:datastoreItem xmlns:ds="http://schemas.openxmlformats.org/officeDocument/2006/customXml" ds:itemID="{DB3D4AC4-30EE-40F3-BB7B-EC530F9B0CF6}">
   <ds:schemaRefs>
     <ds:schemaRef ds:uri="http://schemas.openxmlformats.org/officeDocument/2006/bibliography"/>
   </ds:schemaRefs>

--- a/docs/manuals/dp/DP00-登入後主頁.docx
+++ b/docs/manuals/dp/DP00-登入後主頁.docx
@@ -264,7 +264,7 @@
               <w:spacing w:before="60" w:after="60"/>
             </w:pPr>
             <w:r>
-              <w:t>2026/10/20</w:t>
+              <w:t>2026/10/27</w:t>
             </w:r>
           </w:p>
         </w:tc>
@@ -451,7 +451,7 @@
               <w:jc w:val="center"/>
             </w:pPr>
             <w:r>
-              <w:t>2026/10/20</w:t>
+              <w:t>2026/10/27</w:t>
             </w:r>
           </w:p>
         </w:tc>
@@ -516,7 +516,7 @@
       <w:r>
         <w:fldChar w:fldCharType="separate"/>
       </w:r>
-      <w:hyperlink w:anchor="_Toc243386495" w:history="1">
+      <w:hyperlink w:anchor="_Toc244005257" w:history="1">
         <w:r>
           <w:rPr>
             <w:rStyle w:val="affb"/>
@@ -544,7 +544,7 @@
             <w:noProof/>
             <w:webHidden/>
           </w:rPr>
-          <w:instrText xml:space="preserve"> PAGEREF _Toc243386495 \h </w:instrText>
+          <w:instrText xml:space="preserve"> PAGEREF _Toc244005257 \h </w:instrText>
         </w:r>
         <w:r>
           <w:rPr>
@@ -589,7 +589,7 @@
           <w:szCs w:val="22"/>
         </w:rPr>
       </w:pPr>
-      <w:hyperlink w:anchor="_Toc243386496" w:history="1">
+      <w:hyperlink w:anchor="_Toc244005258" w:history="1">
         <w:r>
           <w:rPr>
             <w:rStyle w:val="affb"/>
@@ -617,7 +617,7 @@
             <w:noProof/>
             <w:webHidden/>
           </w:rPr>
-          <w:instrText xml:space="preserve"> PAGEREF _Toc243386496 \h </w:instrText>
+          <w:instrText xml:space="preserve"> PAGEREF _Toc244005258 \h </w:instrText>
         </w:r>
         <w:r>
           <w:rPr>
@@ -662,7 +662,7 @@
           <w:szCs w:val="22"/>
         </w:rPr>
       </w:pPr>
-      <w:hyperlink w:anchor="_Toc243386497" w:history="1">
+      <w:hyperlink w:anchor="_Toc244005259" w:history="1">
         <w:r>
           <w:rPr>
             <w:rStyle w:val="affb"/>
@@ -690,7 +690,7 @@
             <w:noProof/>
             <w:webHidden/>
           </w:rPr>
-          <w:instrText xml:space="preserve"> PAGEREF _Toc243386497 \h </w:instrText>
+          <w:instrText xml:space="preserve"> PAGEREF _Toc244005259 \h </w:instrText>
         </w:r>
         <w:r>
           <w:rPr>
@@ -735,7 +735,7 @@
           <w:szCs w:val="22"/>
         </w:rPr>
       </w:pPr>
-      <w:hyperlink w:anchor="_Toc243386498" w:history="1">
+      <w:hyperlink w:anchor="_Toc244005260" w:history="1">
         <w:r>
           <w:rPr>
             <w:rStyle w:val="affb"/>
@@ -763,7 +763,7 @@
             <w:noProof/>
             <w:webHidden/>
           </w:rPr>
-          <w:instrText xml:space="preserve"> PAGEREF _Toc243386498 \h </w:instrText>
+          <w:instrText xml:space="preserve"> PAGEREF _Toc244005260 \h </w:instrText>
         </w:r>
         <w:r>
           <w:rPr>
@@ -808,7 +808,7 @@
           <w:szCs w:val="22"/>
         </w:rPr>
       </w:pPr>
-      <w:hyperlink w:anchor="_Toc243386499" w:history="1">
+      <w:hyperlink w:anchor="_Toc244005261" w:history="1">
         <w:r>
           <w:rPr>
             <w:rStyle w:val="affb"/>
@@ -836,7 +836,7 @@
             <w:noProof/>
             <w:webHidden/>
           </w:rPr>
-          <w:instrText xml:space="preserve"> PAGEREF _Toc243386499 \h </w:instrText>
+          <w:instrText xml:space="preserve"> PAGEREF _Toc244005261 \h </w:instrText>
         </w:r>
         <w:r>
           <w:rPr>
@@ -881,7 +881,7 @@
           <w:szCs w:val="22"/>
         </w:rPr>
       </w:pPr>
-      <w:hyperlink w:anchor="_Toc243386500" w:history="1">
+      <w:hyperlink w:anchor="_Toc244005262" w:history="1">
         <w:r>
           <w:rPr>
             <w:rStyle w:val="affb"/>
@@ -909,7 +909,7 @@
             <w:noProof/>
             <w:webHidden/>
           </w:rPr>
-          <w:instrText xml:space="preserve"> PAGEREF _Toc243386500 \h </w:instrText>
+          <w:instrText xml:space="preserve"> PAGEREF _Toc244005262 \h </w:instrText>
         </w:r>
         <w:r>
           <w:rPr>
@@ -954,7 +954,7 @@
           <w:szCs w:val="22"/>
         </w:rPr>
       </w:pPr>
-      <w:hyperlink w:anchor="_Toc243386501" w:history="1">
+      <w:hyperlink w:anchor="_Toc244005263" w:history="1">
         <w:r>
           <w:rPr>
             <w:rStyle w:val="affb"/>
@@ -982,7 +982,7 @@
             <w:noProof/>
             <w:webHidden/>
           </w:rPr>
-          <w:instrText xml:space="preserve"> PAGEREF _Toc243386501 \h </w:instrText>
+          <w:instrText xml:space="preserve"> PAGEREF _Toc244005263 \h </w:instrText>
         </w:r>
         <w:r>
           <w:rPr>
@@ -1027,7 +1027,7 @@
           <w:szCs w:val="22"/>
         </w:rPr>
       </w:pPr>
-      <w:hyperlink w:anchor="_Toc243386502" w:history="1">
+      <w:hyperlink w:anchor="_Toc244005264" w:history="1">
         <w:r>
           <w:rPr>
             <w:rStyle w:val="affb"/>
@@ -1055,7 +1055,7 @@
             <w:noProof/>
             <w:webHidden/>
           </w:rPr>
-          <w:instrText xml:space="preserve"> PAGEREF _Toc243386502 \h </w:instrText>
+          <w:instrText xml:space="preserve"> PAGEREF _Toc244005264 \h </w:instrText>
         </w:r>
         <w:r>
           <w:rPr>
@@ -1100,7 +1100,7 @@
           <w:szCs w:val="22"/>
         </w:rPr>
       </w:pPr>
-      <w:hyperlink w:anchor="_Toc243386503" w:history="1">
+      <w:hyperlink w:anchor="_Toc244005265" w:history="1">
         <w:r>
           <w:rPr>
             <w:rStyle w:val="affb"/>
@@ -1128,7 +1128,7 @@
             <w:noProof/>
             <w:webHidden/>
           </w:rPr>
-          <w:instrText xml:space="preserve"> PAGEREF _Toc243386503 \h </w:instrText>
+          <w:instrText xml:space="preserve"> PAGEREF _Toc244005265 \h </w:instrText>
         </w:r>
         <w:r>
           <w:rPr>
@@ -1178,7 +1178,7 @@
       <w:pPr>
         <w:pStyle w:val="1"/>
       </w:pPr>
-      <w:bookmarkStart w:id="1" w:name="_Toc243386495"/>
+      <w:bookmarkStart w:id="1" w:name="_Toc244005257"/>
       <w:r>
         <w:lastRenderedPageBreak/>
         <w:t>壹、作業說明</w:t>
@@ -1189,7 +1189,7 @@
       <w:pPr>
         <w:pStyle w:val="2"/>
       </w:pPr>
-      <w:bookmarkStart w:id="2" w:name="_Toc243386496"/>
+      <w:bookmarkStart w:id="2" w:name="_Toc244005258"/>
       <w:r>
         <w:t>一、使用情境</w:t>
       </w:r>
@@ -1387,7 +1387,7 @@
       <w:pPr>
         <w:pStyle w:val="2"/>
       </w:pPr>
-      <w:bookmarkStart w:id="3" w:name="_Toc243386497"/>
+      <w:bookmarkStart w:id="3" w:name="_Toc244005259"/>
       <w:r>
         <w:t>二、進入路徑</w:t>
       </w:r>
@@ -1421,7 +1421,7 @@
       <w:pPr>
         <w:pStyle w:val="1"/>
       </w:pPr>
-      <w:bookmarkStart w:id="4" w:name="_Toc243386498"/>
+      <w:bookmarkStart w:id="4" w:name="_Toc244005260"/>
       <w:r>
         <w:lastRenderedPageBreak/>
         <w:t>貳、操作說明</w:t>
@@ -1432,7 +1432,7 @@
       <w:pPr>
         <w:pStyle w:val="2"/>
       </w:pPr>
-      <w:bookmarkStart w:id="5" w:name="_Toc243386499"/>
+      <w:bookmarkStart w:id="5" w:name="_Toc244005261"/>
       <w:r>
         <w:t>一、畫面與前置設定</w:t>
       </w:r>
@@ -1458,7 +1458,7 @@
         </w:rPr>
         <w:drawing>
           <wp:inline distT="0" distB="0" distL="0" distR="0">
-            <wp:extent cx="5580000" cy="3362880"/>
+            <wp:extent cx="5580000" cy="3243840"/>
             <wp:effectExtent l="0" t="0" r="0" b="0"/>
             <wp:docPr id="1" name="Picture 1"/>
             <wp:cNvGraphicFramePr>
@@ -1480,7 +1480,7 @@
                   <pic:spPr>
                     <a:xfrm>
                       <a:off x="0" y="0"/>
-                      <a:ext cx="5580000" cy="3362880"/>
+                      <a:ext cx="5580000" cy="3243840"/>
                     </a:xfrm>
                     <a:prstGeom prst="rect">
                       <a:avLst/>
@@ -1817,7 +1817,6 @@
               <w:spacing w:before="60" w:after="60"/>
             </w:pPr>
             <w:r>
-              <w:lastRenderedPageBreak/>
               <w:t>文件管理</w:t>
             </w:r>
           </w:p>
@@ -1831,7 +1830,11 @@
               <w:spacing w:before="60" w:after="60"/>
             </w:pPr>
             <w:r>
-              <w:t>具任一文件管理角色者。組內的個人專區限編輯者或審核者，簽核中心限審核者；已廢止文件查詢、文件變更歷程查詢與閱讀統計</w:t>
+              <w:t>具任一文件管理角色者。組內的個人專區限編輯者或審核者，簽核</w:t>
+            </w:r>
+            <w:r>
+              <w:lastRenderedPageBreak/>
+              <w:t>中心限審核者；已廢止文件查詢、文件變更歷程查詢與閱讀統計</w:t>
             </w:r>
             <w:r>
               <w:t xml:space="preserve"> </w:t>
@@ -1855,6 +1858,7 @@
               <w:spacing w:before="60" w:after="60"/>
             </w:pPr>
             <w:r>
+              <w:lastRenderedPageBreak/>
               <w:t>系統管理者後台</w:t>
             </w:r>
           </w:p>
@@ -1989,7 +1993,7 @@
       <w:pPr>
         <w:pStyle w:val="2"/>
       </w:pPr>
-      <w:bookmarkStart w:id="6" w:name="_Toc243386500"/>
+      <w:bookmarkStart w:id="6" w:name="_Toc244005262"/>
       <w:r>
         <w:t>二、檢視教育訓練概況</w:t>
       </w:r>
@@ -2160,7 +2164,7 @@
               <w:spacing w:before="60" w:after="60"/>
             </w:pPr>
             <w:r>
-              <w:t>系統中至少有一門已發布、且已有學員加入的課程</w:t>
+              <w:t>系統中至少有一門開放中、且已有學員加入的課程</w:t>
             </w:r>
           </w:p>
         </w:tc>
@@ -2175,7 +2179,7 @@
               <w:spacing w:before="60" w:after="60"/>
             </w:pPr>
             <w:r>
-              <w:t>我的課程待辦</w:t>
+              <w:t>我的課程提醒</w:t>
             </w:r>
           </w:p>
         </w:tc>
@@ -2201,7 +2205,7 @@
               <w:spacing w:before="60" w:after="60"/>
             </w:pPr>
             <w:r>
-              <w:t>本人有課程即將截止，或有尚未發布的課程</w:t>
+              <w:t>本人有課程即將截止，且仍有學員未完成</w:t>
             </w:r>
           </w:p>
         </w:tc>
@@ -2212,7 +2216,7 @@
         <w:ind w:firstLine="482"/>
       </w:pPr>
       <w:r>
-        <w:t>三塊依上表順序由上而下排列，其中「全體訓練概況」與「我的課程待辦」合放在同一張卡片中。</w:t>
+        <w:t>三塊依上表順序由上而下排列，其中「全體訓練概況」與「我的課程提醒」合放在同一張卡片中。</w:t>
       </w:r>
     </w:p>
     <w:p>
@@ -2220,7 +2224,6 @@
         <w:ind w:firstLine="482"/>
       </w:pPr>
       <w:r>
-        <w:lastRenderedPageBreak/>
         <w:t>區塊中的數字皆為</w:t>
       </w:r>
       <w:r>
@@ -2238,6 +2241,7 @@
         <w:pStyle w:val="3"/>
       </w:pPr>
       <w:r>
+        <w:lastRenderedPageBreak/>
         <w:t>（一）我的學習概況</w:t>
       </w:r>
     </w:p>
@@ -2512,7 +2516,46 @@
         <w:ind w:firstLine="482"/>
       </w:pPr>
       <w:r>
-        <w:t>以表格列出每門課程的完成情形，表格下方另有「全體訓練完成率」。</w:t>
+        <w:t>以表格列出完成率最低的課程，</w:t>
+      </w:r>
+      <w:r>
+        <w:rPr>
+          <w:b/>
+        </w:rPr>
+        <w:t>最多</w:t>
+      </w:r>
+      <w:r>
+        <w:rPr>
+          <w:b/>
+        </w:rPr>
+        <w:t xml:space="preserve"> 5 </w:t>
+      </w:r>
+      <w:r>
+        <w:rPr>
+          <w:b/>
+        </w:rPr>
+        <w:t>門</w:t>
+      </w:r>
+      <w:r>
+        <w:t>，表格下方另有「全體訓練完成率」。開放中的課程超過</w:t>
+      </w:r>
+      <w:r>
+        <w:t xml:space="preserve"> 5 </w:t>
+      </w:r>
+      <w:r>
+        <w:t>門時，標題註記「（完成率最低的</w:t>
+      </w:r>
+      <w:r>
+        <w:t xml:space="preserve"> N </w:t>
+      </w:r>
+      <w:r>
+        <w:t>門，開放中共</w:t>
+      </w:r>
+      <w:r>
+        <w:t xml:space="preserve"> M </w:t>
+      </w:r>
+      <w:r>
+        <w:t>門）」；未超過時註記「（各課程完成率）」。</w:t>
       </w:r>
     </w:p>
     <w:tbl>
@@ -2583,19 +2626,19 @@
               <w:spacing w:before="60" w:after="60"/>
             </w:pPr>
             <w:r>
-              <w:t>已發布或已關閉的課程；</w:t>
+              <w:t>開放中的課程；</w:t>
             </w:r>
             <w:r>
               <w:rPr>
                 <w:b/>
               </w:rPr>
-              <w:t>尚未發布的草稿課程不列入</w:t>
+              <w:t>草稿、已關閉與閱課訖止時間已過的課程不列入</w:t>
             </w:r>
             <w:r>
               <w:t>——</w:t>
             </w:r>
             <w:r>
-              <w:t>學員看不到草稿，計入會拉低完成率</w:t>
+              <w:t>草稿學員看不到，已結束的課程不再需要催促，計入都會拉低完成率</w:t>
             </w:r>
           </w:p>
         </w:tc>
@@ -2708,6 +2751,15 @@
         <w:ind w:firstLine="482"/>
       </w:pPr>
       <w:r>
+        <w:t>「全體訓練完成率」的計算範圍與表格相同，同樣只計開放中的課程。</w:t>
+      </w:r>
+    </w:p>
+    <w:p>
+      <w:pPr>
+        <w:ind w:firstLine="482"/>
+      </w:pPr>
+      <w:r>
+        <w:lastRenderedPageBreak/>
         <w:t>「完成人數」以學員</w:t>
       </w:r>
       <w:r>
@@ -2725,35 +2777,18 @@
         <w:pStyle w:val="3"/>
       </w:pPr>
       <w:r>
-        <w:lastRenderedPageBreak/>
-        <w:t>（三）我的課程待辦</w:t>
+        <w:t>（三）我的課程提醒</w:t>
       </w:r>
     </w:p>
     <w:p>
       <w:pPr>
-        <w:keepNext/>
         <w:ind w:firstLine="482"/>
       </w:pPr>
       <w:r>
-        <w:t>列出本人需要處理的兩類事項：</w:t>
-      </w:r>
-    </w:p>
-    <w:p>
-      <w:pPr>
-        <w:pStyle w:val="af0"/>
-        <w:numPr>
-          <w:ilvl w:val="0"/>
-          <w:numId w:val="37"/>
-        </w:numPr>
-      </w:pPr>
-      <w:r>
-        <w:rPr>
-          <w:b/>
-        </w:rPr>
-        <w:t>即將截止的課程</w:t>
+        <w:t>列出本人開設、閱課期間將於</w:t>
       </w:r>
       <w:r>
-        <w:t>：本人開設、閱課期間將於近日結束，且</w:t>
+        <w:t>近日結束，且</w:t>
       </w:r>
       <w:r>
         <w:rPr>
@@ -2762,40 +2797,19 @@
         <w:t>仍有學員未完成</w:t>
       </w:r>
       <w:r>
-        <w:t>的課程。每列標示剩餘天數與未完成人數，剩餘不足一天者標示「今天到期」。全班皆已完成的課程不列入</w:t>
-      </w:r>
-    </w:p>
-    <w:p>
-      <w:pPr>
-        <w:pStyle w:val="af0"/>
-        <w:numPr>
-          <w:ilvl w:val="0"/>
-          <w:numId w:val="37"/>
-        </w:numPr>
-      </w:pPr>
-      <w:r>
-        <w:rPr>
-          <w:b/>
-        </w:rPr>
-        <w:t>尚未發布的課程</w:t>
+        <w:t>的課程。每列標示「</w:t>
       </w:r>
       <w:r>
-        <w:t>：顯示「有</w:t>
+        <w:t xml:space="preserve">N </w:t>
+      </w:r>
+      <w:r>
+        <w:t>天後截止」與「尚有</w:t>
       </w:r>
       <w:r>
         <w:t xml:space="preserve"> N </w:t>
       </w:r>
       <w:r>
-        <w:t>門課程尚未發布。」</w:t>
-      </w:r>
-      <w:r>
-        <w:t>——</w:t>
-      </w:r>
-      <w:r>
-        <w:t>這些</w:t>
-      </w:r>
-      <w:r>
-        <w:t>課程學員看不到，需於課程列表開啟後發布</w:t>
+        <w:t>人未完課」，當天截止者標示「今天到期」。全班皆已完成的課程不列入；本人沒有這類課程時（例如只有草稿課程），整個區塊不出現。</w:t>
       </w:r>
     </w:p>
     <w:p>
@@ -2810,7 +2824,7 @@
         </w:rPr>
         <w:drawing>
           <wp:inline distT="0" distB="0" distL="0" distR="0">
-            <wp:extent cx="4315200" cy="956040"/>
+            <wp:extent cx="4315200" cy="755160"/>
             <wp:effectExtent l="0" t="0" r="0" b="0"/>
             <wp:docPr id="4" name="Picture 4"/>
             <wp:cNvGraphicFramePr>
@@ -2832,7 +2846,7 @@
                   <pic:spPr>
                     <a:xfrm>
                       <a:off x="0" y="0"/>
-                      <a:ext cx="4315200" cy="956040"/>
+                      <a:ext cx="4315200" cy="755160"/>
                     </a:xfrm>
                     <a:prstGeom prst="rect">
                       <a:avLst/>
@@ -2855,7 +2869,7 @@
           <w:color w:val="404040"/>
           <w:sz w:val="20"/>
         </w:rPr>
-        <w:t>教師登入後，「我的課程待辦」顯示尚未發布的課程數，以及剩</w:t>
+        <w:t>教師登入後，「我的課程提醒」列出</w:t>
       </w:r>
       <w:r>
         <w:rPr>
@@ -2869,7 +2883,7 @@
           <w:color w:val="404040"/>
           <w:sz w:val="20"/>
         </w:rPr>
-        <w:t>天截止、尚有</w:t>
+        <w:t>天後截止、尚有</w:t>
       </w:r>
       <w:r>
         <w:rPr>
@@ -2883,7 +2897,21 @@
           <w:color w:val="404040"/>
           <w:sz w:val="20"/>
         </w:rPr>
-        <w:t>人未完課的課程</w:t>
+        <w:t>人未完課的課程，標題列右側為「前往課程列表</w:t>
+      </w:r>
+      <w:r>
+        <w:rPr>
+          <w:color w:val="404040"/>
+          <w:sz w:val="20"/>
+        </w:rPr>
+        <w:t xml:space="preserve"> →</w:t>
+      </w:r>
+      <w:r>
+        <w:rPr>
+          <w:color w:val="404040"/>
+          <w:sz w:val="20"/>
+        </w:rPr>
+        <w:t>」</w:t>
       </w:r>
     </w:p>
     <w:p>
@@ -2903,7 +2931,10 @@
         <w:t xml:space="preserve"> DP03 </w:t>
       </w:r>
       <w:r>
-        <w:t>系統參數與清單維護調整。</w:t>
+        <w:t>系統參數與</w:t>
+      </w:r>
+      <w:r>
+        <w:t>清單維護調整。</w:t>
       </w:r>
     </w:p>
     <w:p>
@@ -2911,7 +2942,13 @@
         <w:ind w:firstLine="482"/>
       </w:pPr>
       <w:r>
-        <w:t>按任一列即進入該課程的編輯頁；按「前往課程列表」進入</w:t>
+        <w:t>清單僅供提醒，各列不可點選；按區塊標題右側的「前往課程列表</w:t>
+      </w:r>
+      <w:r>
+        <w:t xml:space="preserve"> →</w:t>
+      </w:r>
+      <w:r>
+        <w:t>」進入</w:t>
       </w:r>
       <w:r>
         <w:t xml:space="preserve"> ET01 </w:t>
@@ -2924,7 +2961,7 @@
       <w:pPr>
         <w:pStyle w:val="2"/>
       </w:pPr>
-      <w:bookmarkStart w:id="7" w:name="_Toc243386501"/>
+      <w:bookmarkStart w:id="7" w:name="_Toc244005263"/>
       <w:r>
         <w:t>三、登出</w:t>
       </w:r>
@@ -2942,7 +2979,7 @@
       <w:pPr>
         <w:pStyle w:val="1"/>
       </w:pPr>
-      <w:bookmarkStart w:id="8" w:name="_Toc243386502"/>
+      <w:bookmarkStart w:id="8" w:name="_Toc244005264"/>
       <w:r>
         <w:lastRenderedPageBreak/>
         <w:t>參、常見訊息與處置</w:t>
@@ -2953,7 +2990,7 @@
       <w:pPr>
         <w:pStyle w:val="2"/>
       </w:pPr>
-      <w:bookmarkStart w:id="9" w:name="_Toc243386503"/>
+      <w:bookmarkStart w:id="9" w:name="_Toc244005265"/>
       <w:r>
         <w:t>一、其他情況</w:t>
       </w:r>
@@ -2967,13 +3004,13 @@
         <w:tblLook w:val="04A0" w:firstRow="1" w:lastRow="0" w:firstColumn="1" w:lastColumn="0" w:noHBand="0" w:noVBand="1"/>
       </w:tblPr>
       <w:tblGrid>
-        <w:gridCol w:w="3575"/>
-        <w:gridCol w:w="5785"/>
+        <w:gridCol w:w="3426"/>
+        <w:gridCol w:w="5934"/>
       </w:tblGrid>
       <w:tr>
         <w:tc>
           <w:tcPr>
-            <w:tcW w:w="3575" w:type="dxa"/>
+            <w:tcW w:w="3426" w:type="dxa"/>
           </w:tcPr>
           <w:p>
             <w:pPr>
@@ -2989,7 +3026,7 @@
         </w:tc>
         <w:tc>
           <w:tcPr>
-            <w:tcW w:w="5785" w:type="dxa"/>
+            <w:tcW w:w="5934" w:type="dxa"/>
           </w:tcPr>
           <w:p>
             <w:pPr>
@@ -3007,7 +3044,7 @@
       <w:tr>
         <w:tc>
           <w:tcPr>
-            <w:tcW w:w="3575" w:type="dxa"/>
+            <w:tcW w:w="3426" w:type="dxa"/>
           </w:tcPr>
           <w:p>
             <w:pPr>
@@ -3020,7 +3057,7 @@
         </w:tc>
         <w:tc>
           <w:tcPr>
-            <w:tcW w:w="5785" w:type="dxa"/>
+            <w:tcW w:w="5934" w:type="dxa"/>
           </w:tcPr>
           <w:p>
             <w:pPr>
@@ -3041,7 +3078,7 @@
       <w:tr>
         <w:tc>
           <w:tcPr>
-            <w:tcW w:w="3575" w:type="dxa"/>
+            <w:tcW w:w="3426" w:type="dxa"/>
           </w:tcPr>
           <w:p>
             <w:pPr>
@@ -3060,14 +3097,14 @@
         </w:tc>
         <w:tc>
           <w:tcPr>
-            <w:tcW w:w="5785" w:type="dxa"/>
+            <w:tcW w:w="5934" w:type="dxa"/>
           </w:tcPr>
           <w:p>
             <w:pPr>
               <w:spacing w:before="60" w:after="60"/>
             </w:pPr>
             <w:r>
-              <w:t>三個區塊皆無資料：本人尚未加入任何課程、沒有即將截止或未發布的課程，且不具管理者角色或系統中尚無已有學員的課程</w:t>
+              <w:t>三個區塊皆無資料：本人尚未加入任何課程、沒有即將截止且仍有學員未完成的課程，且不具管理者角色或系統中沒有開放中、已有學員的課程</w:t>
             </w:r>
           </w:p>
         </w:tc>
@@ -3075,7 +3112,7 @@
       <w:tr>
         <w:tc>
           <w:tcPr>
-            <w:tcW w:w="3575" w:type="dxa"/>
+            <w:tcW w:w="3426" w:type="dxa"/>
           </w:tcPr>
           <w:p>
             <w:pPr>
@@ -3094,7 +3131,7 @@
         </w:tc>
         <w:tc>
           <w:tcPr>
-            <w:tcW w:w="5785" w:type="dxa"/>
+            <w:tcW w:w="5934" w:type="dxa"/>
           </w:tcPr>
           <w:p>
             <w:pPr>
@@ -3109,20 +3146,20 @@
       <w:tr>
         <w:tc>
           <w:tcPr>
-            <w:tcW w:w="3575" w:type="dxa"/>
+            <w:tcW w:w="3426" w:type="dxa"/>
           </w:tcPr>
           <w:p>
             <w:pPr>
               <w:spacing w:before="60" w:after="60"/>
             </w:pPr>
             <w:r>
-              <w:t>「我的課程待辦」沒有列出某門將要截止的課程</w:t>
+              <w:t>「我的課程提醒」沒有列出某門將要截止的課程</w:t>
             </w:r>
           </w:p>
         </w:tc>
         <w:tc>
           <w:tcPr>
-            <w:tcW w:w="5785" w:type="dxa"/>
+            <w:tcW w:w="5934" w:type="dxa"/>
           </w:tcPr>
           <w:p>
             <w:pPr>
@@ -3137,7 +3174,35 @@
       <w:tr>
         <w:tc>
           <w:tcPr>
-            <w:tcW w:w="3575" w:type="dxa"/>
+            <w:tcW w:w="3426" w:type="dxa"/>
+          </w:tcPr>
+          <w:p>
+            <w:pPr>
+              <w:spacing w:before="60" w:after="60"/>
+            </w:pPr>
+            <w:r>
+              <w:t>教師主頁沒有出現「我的課程提醒」</w:t>
+            </w:r>
+          </w:p>
+        </w:tc>
+        <w:tc>
+          <w:tcPr>
+            <w:tcW w:w="5934" w:type="dxa"/>
+          </w:tcPr>
+          <w:p>
+            <w:pPr>
+              <w:spacing w:before="60" w:after="60"/>
+            </w:pPr>
+            <w:r>
+              <w:t>本人沒有即將截止且仍有學員未完成的課程；只有草稿課程時不會出現</w:t>
+            </w:r>
+          </w:p>
+        </w:tc>
+      </w:tr>
+      <w:tr>
+        <w:tc>
+          <w:tcPr>
+            <w:tcW w:w="3426" w:type="dxa"/>
           </w:tcPr>
           <w:p>
             <w:pPr>
@@ -3150,14 +3215,26 @@
         </w:tc>
         <w:tc>
           <w:tcPr>
-            <w:tcW w:w="5785" w:type="dxa"/>
+            <w:tcW w:w="5934" w:type="dxa"/>
           </w:tcPr>
           <w:p>
             <w:pPr>
               <w:spacing w:before="60" w:after="60"/>
             </w:pPr>
             <w:r>
-              <w:t>該課程尚未發布，或還沒有任何學員加入</w:t>
+              <w:t>該課程尚未發布、已關閉、閱課訖止時間已過、還沒有任何學員加入，或開放中的課程超過</w:t>
+            </w:r>
+            <w:r>
+              <w:t xml:space="preserve"> 5 </w:t>
+            </w:r>
+            <w:r>
+              <w:t>門而該課程完成率不在最低的</w:t>
+            </w:r>
+            <w:r>
+              <w:t xml:space="preserve"> 5 </w:t>
+            </w:r>
+            <w:r>
+              <w:t>門內</w:t>
             </w:r>
           </w:p>
         </w:tc>
@@ -3165,7 +3242,7 @@
       <w:tr>
         <w:tc>
           <w:tcPr>
-            <w:tcW w:w="3575" w:type="dxa"/>
+            <w:tcW w:w="3426" w:type="dxa"/>
           </w:tcPr>
           <w:p>
             <w:pPr>
@@ -3178,7 +3255,7 @@
         </w:tc>
         <w:tc>
           <w:tcPr>
-            <w:tcW w:w="5785" w:type="dxa"/>
+            <w:tcW w:w="5934" w:type="dxa"/>
           </w:tcPr>
           <w:p>
             <w:pPr>
@@ -3354,9 +3431,9 @@
     </w:lvl>
   </w:abstractNum>
   <w:abstractNum w:abstractNumId="1" w15:restartNumberingAfterBreak="0">
-    <w:nsid w:val="34613DEB"/>
+    <w:nsid w:val="6BC82242"/>
     <w:multiLevelType w:val="multilevel"/>
-    <w:tmpl w:val="56682872"/>
+    <w:tmpl w:val="D8E8F4A6"/>
     <w:lvl w:ilvl="0">
       <w:start w:val="1"/>
       <w:numFmt w:val="bullet"/>
@@ -15460,7 +15537,7 @@
 </file>
 
 <file path=customXml/itemProps1.xml><?xml version="1.0" encoding="utf-8"?>
-<ds:datastoreItem xmlns:ds="http://schemas.openxmlformats.org/officeDocument/2006/customXml" ds:itemID="{DB3D4AC4-30EE-40F3-BB7B-EC530F9B0CF6}">
+<ds:datastoreItem xmlns:ds="http://schemas.openxmlformats.org/officeDocument/2006/customXml" ds:itemID="{D6BBEBA1-A9A3-4036-B701-19EA54DC0DBA}">
   <ds:schemaRefs>
     <ds:schemaRef ds:uri="http://schemas.openxmlformats.org/officeDocument/2006/bibliography"/>
   </ds:schemaRefs>

--- a/docs/manuals/dp/DP00-登入後主頁.docx
+++ b/docs/manuals/dp/DP00-登入後主頁.docx
@@ -516,7 +516,7 @@
       <w:r>
         <w:fldChar w:fldCharType="separate"/>
       </w:r>
-      <w:hyperlink w:anchor="_Toc244005257" w:history="1">
+      <w:hyperlink w:anchor="_Toc244005635" w:history="1">
         <w:r>
           <w:rPr>
             <w:rStyle w:val="affb"/>
@@ -544,7 +544,7 @@
             <w:noProof/>
             <w:webHidden/>
           </w:rPr>
-          <w:instrText xml:space="preserve"> PAGEREF _Toc244005257 \h </w:instrText>
+          <w:instrText xml:space="preserve"> PAGEREF _Toc244005635 \h </w:instrText>
         </w:r>
         <w:r>
           <w:rPr>
@@ -589,7 +589,7 @@
           <w:szCs w:val="22"/>
         </w:rPr>
       </w:pPr>
-      <w:hyperlink w:anchor="_Toc244005258" w:history="1">
+      <w:hyperlink w:anchor="_Toc244005636" w:history="1">
         <w:r>
           <w:rPr>
             <w:rStyle w:val="affb"/>
@@ -617,7 +617,7 @@
             <w:noProof/>
             <w:webHidden/>
           </w:rPr>
-          <w:instrText xml:space="preserve"> PAGEREF _Toc244005258 \h </w:instrText>
+          <w:instrText xml:space="preserve"> PAGEREF _Toc244005636 \h </w:instrText>
         </w:r>
         <w:r>
           <w:rPr>
@@ -662,7 +662,7 @@
           <w:szCs w:val="22"/>
         </w:rPr>
       </w:pPr>
-      <w:hyperlink w:anchor="_Toc244005259" w:history="1">
+      <w:hyperlink w:anchor="_Toc244005637" w:history="1">
         <w:r>
           <w:rPr>
             <w:rStyle w:val="affb"/>
@@ -690,7 +690,7 @@
             <w:noProof/>
             <w:webHidden/>
           </w:rPr>
-          <w:instrText xml:space="preserve"> PAGEREF _Toc244005259 \h </w:instrText>
+          <w:instrText xml:space="preserve"> PAGEREF _Toc244005637 \h </w:instrText>
         </w:r>
         <w:r>
           <w:rPr>
@@ -735,7 +735,7 @@
           <w:szCs w:val="22"/>
         </w:rPr>
       </w:pPr>
-      <w:hyperlink w:anchor="_Toc244005260" w:history="1">
+      <w:hyperlink w:anchor="_Toc244005638" w:history="1">
         <w:r>
           <w:rPr>
             <w:rStyle w:val="affb"/>
@@ -763,7 +763,7 @@
             <w:noProof/>
             <w:webHidden/>
           </w:rPr>
-          <w:instrText xml:space="preserve"> PAGEREF _Toc244005260 \h </w:instrText>
+          <w:instrText xml:space="preserve"> PAGEREF _Toc244005638 \h </w:instrText>
         </w:r>
         <w:r>
           <w:rPr>
@@ -808,7 +808,7 @@
           <w:szCs w:val="22"/>
         </w:rPr>
       </w:pPr>
-      <w:hyperlink w:anchor="_Toc244005261" w:history="1">
+      <w:hyperlink w:anchor="_Toc244005639" w:history="1">
         <w:r>
           <w:rPr>
             <w:rStyle w:val="affb"/>
@@ -836,7 +836,7 @@
             <w:noProof/>
             <w:webHidden/>
           </w:rPr>
-          <w:instrText xml:space="preserve"> PAGEREF _Toc244005261 \h </w:instrText>
+          <w:instrText xml:space="preserve"> PAGEREF _Toc244005639 \h </w:instrText>
         </w:r>
         <w:r>
           <w:rPr>
@@ -881,7 +881,7 @@
           <w:szCs w:val="22"/>
         </w:rPr>
       </w:pPr>
-      <w:hyperlink w:anchor="_Toc244005262" w:history="1">
+      <w:hyperlink w:anchor="_Toc244005640" w:history="1">
         <w:r>
           <w:rPr>
             <w:rStyle w:val="affb"/>
@@ -909,7 +909,7 @@
             <w:noProof/>
             <w:webHidden/>
           </w:rPr>
-          <w:instrText xml:space="preserve"> PAGEREF _Toc244005262 \h </w:instrText>
+          <w:instrText xml:space="preserve"> PAGEREF _Toc244005640 \h </w:instrText>
         </w:r>
         <w:r>
           <w:rPr>
@@ -954,7 +954,7 @@
           <w:szCs w:val="22"/>
         </w:rPr>
       </w:pPr>
-      <w:hyperlink w:anchor="_Toc244005263" w:history="1">
+      <w:hyperlink w:anchor="_Toc244005641" w:history="1">
         <w:r>
           <w:rPr>
             <w:rStyle w:val="affb"/>
@@ -982,7 +982,7 @@
             <w:noProof/>
             <w:webHidden/>
           </w:rPr>
-          <w:instrText xml:space="preserve"> PAGEREF _Toc244005263 \h </w:instrText>
+          <w:instrText xml:space="preserve"> PAGEREF _Toc244005641 \h </w:instrText>
         </w:r>
         <w:r>
           <w:rPr>
@@ -1027,7 +1027,7 @@
           <w:szCs w:val="22"/>
         </w:rPr>
       </w:pPr>
-      <w:hyperlink w:anchor="_Toc244005264" w:history="1">
+      <w:hyperlink w:anchor="_Toc244005642" w:history="1">
         <w:r>
           <w:rPr>
             <w:rStyle w:val="affb"/>
@@ -1055,7 +1055,7 @@
             <w:noProof/>
             <w:webHidden/>
           </w:rPr>
-          <w:instrText xml:space="preserve"> PAGEREF _Toc244005264 \h </w:instrText>
+          <w:instrText xml:space="preserve"> PAGEREF _Toc244005642 \h </w:instrText>
         </w:r>
         <w:r>
           <w:rPr>
@@ -1100,7 +1100,7 @@
           <w:szCs w:val="22"/>
         </w:rPr>
       </w:pPr>
-      <w:hyperlink w:anchor="_Toc244005265" w:history="1">
+      <w:hyperlink w:anchor="_Toc244005643" w:history="1">
         <w:r>
           <w:rPr>
             <w:rStyle w:val="affb"/>
@@ -1128,7 +1128,7 @@
             <w:noProof/>
             <w:webHidden/>
           </w:rPr>
-          <w:instrText xml:space="preserve"> PAGEREF _Toc244005265 \h </w:instrText>
+          <w:instrText xml:space="preserve"> PAGEREF _Toc244005643 \h </w:instrText>
         </w:r>
         <w:r>
           <w:rPr>
@@ -1178,7 +1178,7 @@
       <w:pPr>
         <w:pStyle w:val="1"/>
       </w:pPr>
-      <w:bookmarkStart w:id="1" w:name="_Toc244005257"/>
+      <w:bookmarkStart w:id="1" w:name="_Toc244005635"/>
       <w:r>
         <w:lastRenderedPageBreak/>
         <w:t>壹、作業說明</w:t>
@@ -1189,7 +1189,7 @@
       <w:pPr>
         <w:pStyle w:val="2"/>
       </w:pPr>
-      <w:bookmarkStart w:id="2" w:name="_Toc244005258"/>
+      <w:bookmarkStart w:id="2" w:name="_Toc244005636"/>
       <w:r>
         <w:t>一、使用情境</w:t>
       </w:r>
@@ -1387,7 +1387,7 @@
       <w:pPr>
         <w:pStyle w:val="2"/>
       </w:pPr>
-      <w:bookmarkStart w:id="3" w:name="_Toc244005259"/>
+      <w:bookmarkStart w:id="3" w:name="_Toc244005637"/>
       <w:r>
         <w:t>二、進入路徑</w:t>
       </w:r>
@@ -1421,7 +1421,7 @@
       <w:pPr>
         <w:pStyle w:val="1"/>
       </w:pPr>
-      <w:bookmarkStart w:id="4" w:name="_Toc244005260"/>
+      <w:bookmarkStart w:id="4" w:name="_Toc244005638"/>
       <w:r>
         <w:lastRenderedPageBreak/>
         <w:t>貳、操作說明</w:t>
@@ -1432,7 +1432,7 @@
       <w:pPr>
         <w:pStyle w:val="2"/>
       </w:pPr>
-      <w:bookmarkStart w:id="5" w:name="_Toc244005261"/>
+      <w:bookmarkStart w:id="5" w:name="_Toc244005639"/>
       <w:r>
         <w:t>一、畫面與前置設定</w:t>
       </w:r>
@@ -1993,7 +1993,7 @@
       <w:pPr>
         <w:pStyle w:val="2"/>
       </w:pPr>
-      <w:bookmarkStart w:id="6" w:name="_Toc244005262"/>
+      <w:bookmarkStart w:id="6" w:name="_Toc244005640"/>
       <w:r>
         <w:t>二、檢視教育訓練概況</w:t>
       </w:r>
@@ -2961,7 +2961,7 @@
       <w:pPr>
         <w:pStyle w:val="2"/>
       </w:pPr>
-      <w:bookmarkStart w:id="7" w:name="_Toc244005263"/>
+      <w:bookmarkStart w:id="7" w:name="_Toc244005641"/>
       <w:r>
         <w:t>三、登出</w:t>
       </w:r>
@@ -2979,7 +2979,7 @@
       <w:pPr>
         <w:pStyle w:val="1"/>
       </w:pPr>
-      <w:bookmarkStart w:id="8" w:name="_Toc244005264"/>
+      <w:bookmarkStart w:id="8" w:name="_Toc244005642"/>
       <w:r>
         <w:lastRenderedPageBreak/>
         <w:t>參、常見訊息與處置</w:t>
@@ -2990,7 +2990,7 @@
       <w:pPr>
         <w:pStyle w:val="2"/>
       </w:pPr>
-      <w:bookmarkStart w:id="9" w:name="_Toc244005265"/>
+      <w:bookmarkStart w:id="9" w:name="_Toc244005643"/>
       <w:r>
         <w:t>一、其他情況</w:t>
       </w:r>
@@ -3431,9 +3431,9 @@
     </w:lvl>
   </w:abstractNum>
   <w:abstractNum w:abstractNumId="1" w15:restartNumberingAfterBreak="0">
-    <w:nsid w:val="6BC82242"/>
+    <w:nsid w:val="79824659"/>
     <w:multiLevelType w:val="multilevel"/>
-    <w:tmpl w:val="D8E8F4A6"/>
+    <w:tmpl w:val="147080EC"/>
     <w:lvl w:ilvl="0">
       <w:start w:val="1"/>
       <w:numFmt w:val="bullet"/>
@@ -15537,7 +15537,7 @@
 </file>
 
 <file path=customXml/itemProps1.xml><?xml version="1.0" encoding="utf-8"?>
-<ds:datastoreItem xmlns:ds="http://schemas.openxmlformats.org/officeDocument/2006/customXml" ds:itemID="{D6BBEBA1-A9A3-4036-B701-19EA54DC0DBA}">
+<ds:datastoreItem xmlns:ds="http://schemas.openxmlformats.org/officeDocument/2006/customXml" ds:itemID="{D4CC14CA-9B4F-47E7-8EF9-F0DAFA98FE10}">
   <ds:schemaRefs>
     <ds:schemaRef ds:uri="http://schemas.openxmlformats.org/officeDocument/2006/bibliography"/>
   </ds:schemaRefs>

--- a/docs/manuals/dp/DP00-登入後主頁.docx
+++ b/docs/manuals/dp/DP00-登入後主頁.docx
@@ -264,7 +264,7 @@
               <w:spacing w:before="60" w:after="60"/>
             </w:pPr>
             <w:r>
-              <w:t>2026/10/20</w:t>
+              <w:t>2026/10/27</w:t>
             </w:r>
           </w:p>
         </w:tc>
@@ -451,7 +451,7 @@
               <w:jc w:val="center"/>
             </w:pPr>
             <w:r>
-              <w:t>2026/10/20</w:t>
+              <w:t>2026/10/27</w:t>
             </w:r>
           </w:p>
         </w:tc>
@@ -516,7 +516,7 @@
       <w:r>
         <w:fldChar w:fldCharType="separate"/>
       </w:r>
-      <w:hyperlink w:anchor="_Toc243386495" w:history="1">
+      <w:hyperlink w:anchor="_Toc244005635" w:history="1">
         <w:r>
           <w:rPr>
             <w:rStyle w:val="affb"/>
@@ -544,7 +544,7 @@
             <w:noProof/>
             <w:webHidden/>
           </w:rPr>
-          <w:instrText xml:space="preserve"> PAGEREF _Toc243386495 \h </w:instrText>
+          <w:instrText xml:space="preserve"> PAGEREF _Toc244005635 \h </w:instrText>
         </w:r>
         <w:r>
           <w:rPr>
@@ -589,7 +589,7 @@
           <w:szCs w:val="22"/>
         </w:rPr>
       </w:pPr>
-      <w:hyperlink w:anchor="_Toc243386496" w:history="1">
+      <w:hyperlink w:anchor="_Toc244005636" w:history="1">
         <w:r>
           <w:rPr>
             <w:rStyle w:val="affb"/>
@@ -617,7 +617,7 @@
             <w:noProof/>
             <w:webHidden/>
           </w:rPr>
-          <w:instrText xml:space="preserve"> PAGEREF _Toc243386496 \h </w:instrText>
+          <w:instrText xml:space="preserve"> PAGEREF _Toc244005636 \h </w:instrText>
         </w:r>
         <w:r>
           <w:rPr>
@@ -662,7 +662,7 @@
           <w:szCs w:val="22"/>
         </w:rPr>
       </w:pPr>
-      <w:hyperlink w:anchor="_Toc243386497" w:history="1">
+      <w:hyperlink w:anchor="_Toc244005637" w:history="1">
         <w:r>
           <w:rPr>
             <w:rStyle w:val="affb"/>
@@ -690,7 +690,7 @@
             <w:noProof/>
             <w:webHidden/>
           </w:rPr>
-          <w:instrText xml:space="preserve"> PAGEREF _Toc243386497 \h </w:instrText>
+          <w:instrText xml:space="preserve"> PAGEREF _Toc244005637 \h </w:instrText>
         </w:r>
         <w:r>
           <w:rPr>
@@ -735,7 +735,7 @@
           <w:szCs w:val="22"/>
         </w:rPr>
       </w:pPr>
-      <w:hyperlink w:anchor="_Toc243386498" w:history="1">
+      <w:hyperlink w:anchor="_Toc244005638" w:history="1">
         <w:r>
           <w:rPr>
             <w:rStyle w:val="affb"/>
@@ -763,7 +763,7 @@
             <w:noProof/>
             <w:webHidden/>
           </w:rPr>
-          <w:instrText xml:space="preserve"> PAGEREF _Toc243386498 \h </w:instrText>
+          <w:instrText xml:space="preserve"> PAGEREF _Toc244005638 \h </w:instrText>
         </w:r>
         <w:r>
           <w:rPr>
@@ -808,7 +808,7 @@
           <w:szCs w:val="22"/>
         </w:rPr>
       </w:pPr>
-      <w:hyperlink w:anchor="_Toc243386499" w:history="1">
+      <w:hyperlink w:anchor="_Toc244005639" w:history="1">
         <w:r>
           <w:rPr>
             <w:rStyle w:val="affb"/>
@@ -836,7 +836,7 @@
             <w:noProof/>
             <w:webHidden/>
           </w:rPr>
-          <w:instrText xml:space="preserve"> PAGEREF _Toc243386499 \h </w:instrText>
+          <w:instrText xml:space="preserve"> PAGEREF _Toc244005639 \h </w:instrText>
         </w:r>
         <w:r>
           <w:rPr>
@@ -881,7 +881,7 @@
           <w:szCs w:val="22"/>
         </w:rPr>
       </w:pPr>
-      <w:hyperlink w:anchor="_Toc243386500" w:history="1">
+      <w:hyperlink w:anchor="_Toc244005640" w:history="1">
         <w:r>
           <w:rPr>
             <w:rStyle w:val="affb"/>
@@ -909,7 +909,7 @@
             <w:noProof/>
             <w:webHidden/>
           </w:rPr>
-          <w:instrText xml:space="preserve"> PAGEREF _Toc243386500 \h </w:instrText>
+          <w:instrText xml:space="preserve"> PAGEREF _Toc244005640 \h </w:instrText>
         </w:r>
         <w:r>
           <w:rPr>
@@ -954,7 +954,7 @@
           <w:szCs w:val="22"/>
         </w:rPr>
       </w:pPr>
-      <w:hyperlink w:anchor="_Toc243386501" w:history="1">
+      <w:hyperlink w:anchor="_Toc244005641" w:history="1">
         <w:r>
           <w:rPr>
             <w:rStyle w:val="affb"/>
@@ -982,7 +982,7 @@
             <w:noProof/>
             <w:webHidden/>
           </w:rPr>
-          <w:instrText xml:space="preserve"> PAGEREF _Toc243386501 \h </w:instrText>
+          <w:instrText xml:space="preserve"> PAGEREF _Toc244005641 \h </w:instrText>
         </w:r>
         <w:r>
           <w:rPr>
@@ -1027,7 +1027,7 @@
           <w:szCs w:val="22"/>
         </w:rPr>
       </w:pPr>
-      <w:hyperlink w:anchor="_Toc243386502" w:history="1">
+      <w:hyperlink w:anchor="_Toc244005642" w:history="1">
         <w:r>
           <w:rPr>
             <w:rStyle w:val="affb"/>
@@ -1055,7 +1055,7 @@
             <w:noProof/>
             <w:webHidden/>
           </w:rPr>
-          <w:instrText xml:space="preserve"> PAGEREF _Toc243386502 \h </w:instrText>
+          <w:instrText xml:space="preserve"> PAGEREF _Toc244005642 \h </w:instrText>
         </w:r>
         <w:r>
           <w:rPr>
@@ -1100,7 +1100,7 @@
           <w:szCs w:val="22"/>
         </w:rPr>
       </w:pPr>
-      <w:hyperlink w:anchor="_Toc243386503" w:history="1">
+      <w:hyperlink w:anchor="_Toc244005643" w:history="1">
         <w:r>
           <w:rPr>
             <w:rStyle w:val="affb"/>
@@ -1128,7 +1128,7 @@
             <w:noProof/>
             <w:webHidden/>
           </w:rPr>
-          <w:instrText xml:space="preserve"> PAGEREF _Toc243386503 \h </w:instrText>
+          <w:instrText xml:space="preserve"> PAGEREF _Toc244005643 \h </w:instrText>
         </w:r>
         <w:r>
           <w:rPr>
@@ -1178,7 +1178,7 @@
       <w:pPr>
         <w:pStyle w:val="1"/>
       </w:pPr>
-      <w:bookmarkStart w:id="1" w:name="_Toc243386495"/>
+      <w:bookmarkStart w:id="1" w:name="_Toc244005635"/>
       <w:r>
         <w:lastRenderedPageBreak/>
         <w:t>壹、作業說明</w:t>
@@ -1189,7 +1189,7 @@
       <w:pPr>
         <w:pStyle w:val="2"/>
       </w:pPr>
-      <w:bookmarkStart w:id="2" w:name="_Toc243386496"/>
+      <w:bookmarkStart w:id="2" w:name="_Toc244005636"/>
       <w:r>
         <w:t>一、使用情境</w:t>
       </w:r>
@@ -1387,7 +1387,7 @@
       <w:pPr>
         <w:pStyle w:val="2"/>
       </w:pPr>
-      <w:bookmarkStart w:id="3" w:name="_Toc243386497"/>
+      <w:bookmarkStart w:id="3" w:name="_Toc244005637"/>
       <w:r>
         <w:t>二、進入路徑</w:t>
       </w:r>
@@ -1421,7 +1421,7 @@
       <w:pPr>
         <w:pStyle w:val="1"/>
       </w:pPr>
-      <w:bookmarkStart w:id="4" w:name="_Toc243386498"/>
+      <w:bookmarkStart w:id="4" w:name="_Toc244005638"/>
       <w:r>
         <w:lastRenderedPageBreak/>
         <w:t>貳、操作說明</w:t>
@@ -1432,7 +1432,7 @@
       <w:pPr>
         <w:pStyle w:val="2"/>
       </w:pPr>
-      <w:bookmarkStart w:id="5" w:name="_Toc243386499"/>
+      <w:bookmarkStart w:id="5" w:name="_Toc244005639"/>
       <w:r>
         <w:t>一、畫面與前置設定</w:t>
       </w:r>
@@ -1458,7 +1458,7 @@
         </w:rPr>
         <w:drawing>
           <wp:inline distT="0" distB="0" distL="0" distR="0">
-            <wp:extent cx="5580000" cy="3362880"/>
+            <wp:extent cx="5580000" cy="3243840"/>
             <wp:effectExtent l="0" t="0" r="0" b="0"/>
             <wp:docPr id="1" name="Picture 1"/>
             <wp:cNvGraphicFramePr>
@@ -1480,7 +1480,7 @@
                   <pic:spPr>
                     <a:xfrm>
                       <a:off x="0" y="0"/>
-                      <a:ext cx="5580000" cy="3362880"/>
+                      <a:ext cx="5580000" cy="3243840"/>
                     </a:xfrm>
                     <a:prstGeom prst="rect">
                       <a:avLst/>
@@ -1817,7 +1817,6 @@
               <w:spacing w:before="60" w:after="60"/>
             </w:pPr>
             <w:r>
-              <w:lastRenderedPageBreak/>
               <w:t>文件管理</w:t>
             </w:r>
           </w:p>
@@ -1831,7 +1830,11 @@
               <w:spacing w:before="60" w:after="60"/>
             </w:pPr>
             <w:r>
-              <w:t>具任一文件管理角色者。組內的個人專區限編輯者或審核者，簽核中心限審核者；已廢止文件查詢、文件變更歷程查詢與閱讀統計</w:t>
+              <w:t>具任一文件管理角色者。組內的個人專區限編輯者或審核者，簽核</w:t>
+            </w:r>
+            <w:r>
+              <w:lastRenderedPageBreak/>
+              <w:t>中心限審核者；已廢止文件查詢、文件變更歷程查詢與閱讀統計</w:t>
             </w:r>
             <w:r>
               <w:t xml:space="preserve"> </w:t>
@@ -1855,6 +1858,7 @@
               <w:spacing w:before="60" w:after="60"/>
             </w:pPr>
             <w:r>
+              <w:lastRenderedPageBreak/>
               <w:t>系統管理者後台</w:t>
             </w:r>
           </w:p>
@@ -1989,7 +1993,7 @@
       <w:pPr>
         <w:pStyle w:val="2"/>
       </w:pPr>
-      <w:bookmarkStart w:id="6" w:name="_Toc243386500"/>
+      <w:bookmarkStart w:id="6" w:name="_Toc244005640"/>
       <w:r>
         <w:t>二、檢視教育訓練概況</w:t>
       </w:r>
@@ -2160,7 +2164,7 @@
               <w:spacing w:before="60" w:after="60"/>
             </w:pPr>
             <w:r>
-              <w:t>系統中至少有一門已發布、且已有學員加入的課程</w:t>
+              <w:t>系統中至少有一門開放中、且已有學員加入的課程</w:t>
             </w:r>
           </w:p>
         </w:tc>
@@ -2175,7 +2179,7 @@
               <w:spacing w:before="60" w:after="60"/>
             </w:pPr>
             <w:r>
-              <w:t>我的課程待辦</w:t>
+              <w:t>我的課程提醒</w:t>
             </w:r>
           </w:p>
         </w:tc>
@@ -2201,7 +2205,7 @@
               <w:spacing w:before="60" w:after="60"/>
             </w:pPr>
             <w:r>
-              <w:t>本人有課程即將截止，或有尚未發布的課程</w:t>
+              <w:t>本人有課程即將截止，且仍有學員未完成</w:t>
             </w:r>
           </w:p>
         </w:tc>
@@ -2212,7 +2216,7 @@
         <w:ind w:firstLine="482"/>
       </w:pPr>
       <w:r>
-        <w:t>三塊依上表順序由上而下排列，其中「全體訓練概況」與「我的課程待辦」合放在同一張卡片中。</w:t>
+        <w:t>三塊依上表順序由上而下排列，其中「全體訓練概況」與「我的課程提醒」合放在同一張卡片中。</w:t>
       </w:r>
     </w:p>
     <w:p>
@@ -2220,7 +2224,6 @@
         <w:ind w:firstLine="482"/>
       </w:pPr>
       <w:r>
-        <w:lastRenderedPageBreak/>
         <w:t>區塊中的數字皆為</w:t>
       </w:r>
       <w:r>
@@ -2238,6 +2241,7 @@
         <w:pStyle w:val="3"/>
       </w:pPr>
       <w:r>
+        <w:lastRenderedPageBreak/>
         <w:t>（一）我的學習概況</w:t>
       </w:r>
     </w:p>
@@ -2512,7 +2516,46 @@
         <w:ind w:firstLine="482"/>
       </w:pPr>
       <w:r>
-        <w:t>以表格列出每門課程的完成情形，表格下方另有「全體訓練完成率」。</w:t>
+        <w:t>以表格列出完成率最低的課程，</w:t>
+      </w:r>
+      <w:r>
+        <w:rPr>
+          <w:b/>
+        </w:rPr>
+        <w:t>最多</w:t>
+      </w:r>
+      <w:r>
+        <w:rPr>
+          <w:b/>
+        </w:rPr>
+        <w:t xml:space="preserve"> 5 </w:t>
+      </w:r>
+      <w:r>
+        <w:rPr>
+          <w:b/>
+        </w:rPr>
+        <w:t>門</w:t>
+      </w:r>
+      <w:r>
+        <w:t>，表格下方另有「全體訓練完成率」。開放中的課程超過</w:t>
+      </w:r>
+      <w:r>
+        <w:t xml:space="preserve"> 5 </w:t>
+      </w:r>
+      <w:r>
+        <w:t>門時，標題註記「（完成率最低的</w:t>
+      </w:r>
+      <w:r>
+        <w:t xml:space="preserve"> N </w:t>
+      </w:r>
+      <w:r>
+        <w:t>門，開放中共</w:t>
+      </w:r>
+      <w:r>
+        <w:t xml:space="preserve"> M </w:t>
+      </w:r>
+      <w:r>
+        <w:t>門）」；未超過時註記「（各課程完成率）」。</w:t>
       </w:r>
     </w:p>
     <w:tbl>
@@ -2583,19 +2626,19 @@
               <w:spacing w:before="60" w:after="60"/>
             </w:pPr>
             <w:r>
-              <w:t>已發布或已關閉的課程；</w:t>
+              <w:t>開放中的課程；</w:t>
             </w:r>
             <w:r>
               <w:rPr>
                 <w:b/>
               </w:rPr>
-              <w:t>尚未發布的草稿課程不列入</w:t>
+              <w:t>草稿、已關閉與閱課訖止時間已過的課程不列入</w:t>
             </w:r>
             <w:r>
               <w:t>——</w:t>
             </w:r>
             <w:r>
-              <w:t>學員看不到草稿，計入會拉低完成率</w:t>
+              <w:t>草稿學員看不到，已結束的課程不再需要催促，計入都會拉低完成率</w:t>
             </w:r>
           </w:p>
         </w:tc>
@@ -2708,6 +2751,15 @@
         <w:ind w:firstLine="482"/>
       </w:pPr>
       <w:r>
+        <w:t>「全體訓練完成率」的計算範圍與表格相同，同樣只計開放中的課程。</w:t>
+      </w:r>
+    </w:p>
+    <w:p>
+      <w:pPr>
+        <w:ind w:firstLine="482"/>
+      </w:pPr>
+      <w:r>
+        <w:lastRenderedPageBreak/>
         <w:t>「完成人數」以學員</w:t>
       </w:r>
       <w:r>
@@ -2725,35 +2777,18 @@
         <w:pStyle w:val="3"/>
       </w:pPr>
       <w:r>
-        <w:lastRenderedPageBreak/>
-        <w:t>（三）我的課程待辦</w:t>
+        <w:t>（三）我的課程提醒</w:t>
       </w:r>
     </w:p>
     <w:p>
       <w:pPr>
-        <w:keepNext/>
         <w:ind w:firstLine="482"/>
       </w:pPr>
       <w:r>
-        <w:t>列出本人需要處理的兩類事項：</w:t>
-      </w:r>
-    </w:p>
-    <w:p>
-      <w:pPr>
-        <w:pStyle w:val="af0"/>
-        <w:numPr>
-          <w:ilvl w:val="0"/>
-          <w:numId w:val="37"/>
-        </w:numPr>
-      </w:pPr>
-      <w:r>
-        <w:rPr>
-          <w:b/>
-        </w:rPr>
-        <w:t>即將截止的課程</w:t>
+        <w:t>列出本人開設、閱課期間將於</w:t>
       </w:r>
       <w:r>
-        <w:t>：本人開設、閱課期間將於近日結束，且</w:t>
+        <w:t>近日結束，且</w:t>
       </w:r>
       <w:r>
         <w:rPr>
@@ -2762,40 +2797,19 @@
         <w:t>仍有學員未完成</w:t>
       </w:r>
       <w:r>
-        <w:t>的課程。每列標示剩餘天數與未完成人數，剩餘不足一天者標示「今天到期」。全班皆已完成的課程不列入</w:t>
-      </w:r>
-    </w:p>
-    <w:p>
-      <w:pPr>
-        <w:pStyle w:val="af0"/>
-        <w:numPr>
-          <w:ilvl w:val="0"/>
-          <w:numId w:val="37"/>
-        </w:numPr>
-      </w:pPr>
-      <w:r>
-        <w:rPr>
-          <w:b/>
-        </w:rPr>
-        <w:t>尚未發布的課程</w:t>
+        <w:t>的課程。每列標示「</w:t>
       </w:r>
       <w:r>
-        <w:t>：顯示「有</w:t>
+        <w:t xml:space="preserve">N </w:t>
+      </w:r>
+      <w:r>
+        <w:t>天後截止」與「尚有</w:t>
       </w:r>
       <w:r>
         <w:t xml:space="preserve"> N </w:t>
       </w:r>
       <w:r>
-        <w:t>門課程尚未發布。」</w:t>
-      </w:r>
-      <w:r>
-        <w:t>——</w:t>
-      </w:r>
-      <w:r>
-        <w:t>這些</w:t>
-      </w:r>
-      <w:r>
-        <w:t>課程學員看不到，需於課程列表開啟後發布</w:t>
+        <w:t>人未完課」，當天截止者標示「今天到期」。全班皆已完成的課程不列入；本人沒有這類課程時（例如只有草稿課程），整個區塊不出現。</w:t>
       </w:r>
     </w:p>
     <w:p>
@@ -2810,7 +2824,7 @@
         </w:rPr>
         <w:drawing>
           <wp:inline distT="0" distB="0" distL="0" distR="0">
-            <wp:extent cx="4315200" cy="956040"/>
+            <wp:extent cx="4315200" cy="755160"/>
             <wp:effectExtent l="0" t="0" r="0" b="0"/>
             <wp:docPr id="4" name="Picture 4"/>
             <wp:cNvGraphicFramePr>
@@ -2832,7 +2846,7 @@
                   <pic:spPr>
                     <a:xfrm>
                       <a:off x="0" y="0"/>
-                      <a:ext cx="4315200" cy="956040"/>
+                      <a:ext cx="4315200" cy="755160"/>
                     </a:xfrm>
                     <a:prstGeom prst="rect">
                       <a:avLst/>
@@ -2855,7 +2869,7 @@
           <w:color w:val="404040"/>
           <w:sz w:val="20"/>
         </w:rPr>
-        <w:t>教師登入後，「我的課程待辦」顯示尚未發布的課程數，以及剩</w:t>
+        <w:t>教師登入後，「我的課程提醒」列出</w:t>
       </w:r>
       <w:r>
         <w:rPr>
@@ -2869,7 +2883,7 @@
           <w:color w:val="404040"/>
           <w:sz w:val="20"/>
         </w:rPr>
-        <w:t>天截止、尚有</w:t>
+        <w:t>天後截止、尚有</w:t>
       </w:r>
       <w:r>
         <w:rPr>
@@ -2883,7 +2897,21 @@
           <w:color w:val="404040"/>
           <w:sz w:val="20"/>
         </w:rPr>
-        <w:t>人未完課的課程</w:t>
+        <w:t>人未完課的課程，標題列右側為「前往課程列表</w:t>
+      </w:r>
+      <w:r>
+        <w:rPr>
+          <w:color w:val="404040"/>
+          <w:sz w:val="20"/>
+        </w:rPr>
+        <w:t xml:space="preserve"> →</w:t>
+      </w:r>
+      <w:r>
+        <w:rPr>
+          <w:color w:val="404040"/>
+          <w:sz w:val="20"/>
+        </w:rPr>
+        <w:t>」</w:t>
       </w:r>
     </w:p>
     <w:p>
@@ -2903,7 +2931,10 @@
         <w:t xml:space="preserve"> DP03 </w:t>
       </w:r>
       <w:r>
-        <w:t>系統參數與清單維護調整。</w:t>
+        <w:t>系統參數與</w:t>
+      </w:r>
+      <w:r>
+        <w:t>清單維護調整。</w:t>
       </w:r>
     </w:p>
     <w:p>
@@ -2911,7 +2942,13 @@
         <w:ind w:firstLine="482"/>
       </w:pPr>
       <w:r>
-        <w:t>按任一列即進入該課程的編輯頁；按「前往課程列表」進入</w:t>
+        <w:t>清單僅供提醒，各列不可點選；按區塊標題右側的「前往課程列表</w:t>
+      </w:r>
+      <w:r>
+        <w:t xml:space="preserve"> →</w:t>
+      </w:r>
+      <w:r>
+        <w:t>」進入</w:t>
       </w:r>
       <w:r>
         <w:t xml:space="preserve"> ET01 </w:t>
@@ -2924,7 +2961,7 @@
       <w:pPr>
         <w:pStyle w:val="2"/>
       </w:pPr>
-      <w:bookmarkStart w:id="7" w:name="_Toc243386501"/>
+      <w:bookmarkStart w:id="7" w:name="_Toc244005641"/>
       <w:r>
         <w:t>三、登出</w:t>
       </w:r>
@@ -2942,7 +2979,7 @@
       <w:pPr>
         <w:pStyle w:val="1"/>
       </w:pPr>
-      <w:bookmarkStart w:id="8" w:name="_Toc243386502"/>
+      <w:bookmarkStart w:id="8" w:name="_Toc244005642"/>
       <w:r>
         <w:lastRenderedPageBreak/>
         <w:t>參、常見訊息與處置</w:t>
@@ -2953,7 +2990,7 @@
       <w:pPr>
         <w:pStyle w:val="2"/>
       </w:pPr>
-      <w:bookmarkStart w:id="9" w:name="_Toc243386503"/>
+      <w:bookmarkStart w:id="9" w:name="_Toc244005643"/>
       <w:r>
         <w:t>一、其他情況</w:t>
       </w:r>
@@ -2967,13 +3004,13 @@
         <w:tblLook w:val="04A0" w:firstRow="1" w:lastRow="0" w:firstColumn="1" w:lastColumn="0" w:noHBand="0" w:noVBand="1"/>
       </w:tblPr>
       <w:tblGrid>
-        <w:gridCol w:w="3575"/>
-        <w:gridCol w:w="5785"/>
+        <w:gridCol w:w="3426"/>
+        <w:gridCol w:w="5934"/>
       </w:tblGrid>
       <w:tr>
         <w:tc>
           <w:tcPr>
-            <w:tcW w:w="3575" w:type="dxa"/>
+            <w:tcW w:w="3426" w:type="dxa"/>
           </w:tcPr>
           <w:p>
             <w:pPr>
@@ -2989,7 +3026,7 @@
         </w:tc>
         <w:tc>
           <w:tcPr>
-            <w:tcW w:w="5785" w:type="dxa"/>
+            <w:tcW w:w="5934" w:type="dxa"/>
           </w:tcPr>
           <w:p>
             <w:pPr>
@@ -3007,7 +3044,7 @@
       <w:tr>
         <w:tc>
           <w:tcPr>
-            <w:tcW w:w="3575" w:type="dxa"/>
+            <w:tcW w:w="3426" w:type="dxa"/>
           </w:tcPr>
           <w:p>
             <w:pPr>
@@ -3020,7 +3057,7 @@
         </w:tc>
         <w:tc>
           <w:tcPr>
-            <w:tcW w:w="5785" w:type="dxa"/>
+            <w:tcW w:w="5934" w:type="dxa"/>
           </w:tcPr>
           <w:p>
             <w:pPr>
@@ -3041,7 +3078,7 @@
       <w:tr>
         <w:tc>
           <w:tcPr>
-            <w:tcW w:w="3575" w:type="dxa"/>
+            <w:tcW w:w="3426" w:type="dxa"/>
           </w:tcPr>
           <w:p>
             <w:pPr>
@@ -3060,14 +3097,14 @@
         </w:tc>
         <w:tc>
           <w:tcPr>
-            <w:tcW w:w="5785" w:type="dxa"/>
+            <w:tcW w:w="5934" w:type="dxa"/>
           </w:tcPr>
           <w:p>
             <w:pPr>
               <w:spacing w:before="60" w:after="60"/>
             </w:pPr>
             <w:r>
-              <w:t>三個區塊皆無資料：本人尚未加入任何課程、沒有即將截止或未發布的課程，且不具管理者角色或系統中尚無已有學員的課程</w:t>
+              <w:t>三個區塊皆無資料：本人尚未加入任何課程、沒有即將截止且仍有學員未完成的課程，且不具管理者角色或系統中沒有開放中、已有學員的課程</w:t>
             </w:r>
           </w:p>
         </w:tc>
@@ -3075,7 +3112,7 @@
       <w:tr>
         <w:tc>
           <w:tcPr>
-            <w:tcW w:w="3575" w:type="dxa"/>
+            <w:tcW w:w="3426" w:type="dxa"/>
           </w:tcPr>
           <w:p>
             <w:pPr>
@@ -3094,7 +3131,7 @@
         </w:tc>
         <w:tc>
           <w:tcPr>
-            <w:tcW w:w="5785" w:type="dxa"/>
+            <w:tcW w:w="5934" w:type="dxa"/>
           </w:tcPr>
           <w:p>
             <w:pPr>
@@ -3109,20 +3146,20 @@
       <w:tr>
         <w:tc>
           <w:tcPr>
-            <w:tcW w:w="3575" w:type="dxa"/>
+            <w:tcW w:w="3426" w:type="dxa"/>
           </w:tcPr>
           <w:p>
             <w:pPr>
               <w:spacing w:before="60" w:after="60"/>
             </w:pPr>
             <w:r>
-              <w:t>「我的課程待辦」沒有列出某門將要截止的課程</w:t>
+              <w:t>「我的課程提醒」沒有列出某門將要截止的課程</w:t>
             </w:r>
           </w:p>
         </w:tc>
         <w:tc>
           <w:tcPr>
-            <w:tcW w:w="5785" w:type="dxa"/>
+            <w:tcW w:w="5934" w:type="dxa"/>
           </w:tcPr>
           <w:p>
             <w:pPr>
@@ -3137,7 +3174,35 @@
       <w:tr>
         <w:tc>
           <w:tcPr>
-            <w:tcW w:w="3575" w:type="dxa"/>
+            <w:tcW w:w="3426" w:type="dxa"/>
+          </w:tcPr>
+          <w:p>
+            <w:pPr>
+              <w:spacing w:before="60" w:after="60"/>
+            </w:pPr>
+            <w:r>
+              <w:t>教師主頁沒有出現「我的課程提醒」</w:t>
+            </w:r>
+          </w:p>
+        </w:tc>
+        <w:tc>
+          <w:tcPr>
+            <w:tcW w:w="5934" w:type="dxa"/>
+          </w:tcPr>
+          <w:p>
+            <w:pPr>
+              <w:spacing w:before="60" w:after="60"/>
+            </w:pPr>
+            <w:r>
+              <w:t>本人沒有即將截止且仍有學員未完成的課程；只有草稿課程時不會出現</w:t>
+            </w:r>
+          </w:p>
+        </w:tc>
+      </w:tr>
+      <w:tr>
+        <w:tc>
+          <w:tcPr>
+            <w:tcW w:w="3426" w:type="dxa"/>
           </w:tcPr>
           <w:p>
             <w:pPr>
@@ -3150,14 +3215,26 @@
         </w:tc>
         <w:tc>
           <w:tcPr>
-            <w:tcW w:w="5785" w:type="dxa"/>
+            <w:tcW w:w="5934" w:type="dxa"/>
           </w:tcPr>
           <w:p>
             <w:pPr>
               <w:spacing w:before="60" w:after="60"/>
             </w:pPr>
             <w:r>
-              <w:t>該課程尚未發布，或還沒有任何學員加入</w:t>
+              <w:t>該課程尚未發布、已關閉、閱課訖止時間已過、還沒有任何學員加入，或開放中的課程超過</w:t>
+            </w:r>
+            <w:r>
+              <w:t xml:space="preserve"> 5 </w:t>
+            </w:r>
+            <w:r>
+              <w:t>門而該課程完成率不在最低的</w:t>
+            </w:r>
+            <w:r>
+              <w:t xml:space="preserve"> 5 </w:t>
+            </w:r>
+            <w:r>
+              <w:t>門內</w:t>
             </w:r>
           </w:p>
         </w:tc>
@@ -3165,7 +3242,7 @@
       <w:tr>
         <w:tc>
           <w:tcPr>
-            <w:tcW w:w="3575" w:type="dxa"/>
+            <w:tcW w:w="3426" w:type="dxa"/>
           </w:tcPr>
           <w:p>
             <w:pPr>
@@ -3178,7 +3255,7 @@
         </w:tc>
         <w:tc>
           <w:tcPr>
-            <w:tcW w:w="5785" w:type="dxa"/>
+            <w:tcW w:w="5934" w:type="dxa"/>
           </w:tcPr>
           <w:p>
             <w:pPr>
@@ -3354,9 +3431,9 @@
     </w:lvl>
   </w:abstractNum>
   <w:abstractNum w:abstractNumId="1" w15:restartNumberingAfterBreak="0">
-    <w:nsid w:val="34613DEB"/>
+    <w:nsid w:val="79824659"/>
     <w:multiLevelType w:val="multilevel"/>
-    <w:tmpl w:val="56682872"/>
+    <w:tmpl w:val="147080EC"/>
     <w:lvl w:ilvl="0">
       <w:start w:val="1"/>
       <w:numFmt w:val="bullet"/>
@@ -15460,7 +15537,7 @@
 </file>
 
 <file path=customXml/itemProps1.xml><?xml version="1.0" encoding="utf-8"?>
-<ds:datastoreItem xmlns:ds="http://schemas.openxmlformats.org/officeDocument/2006/customXml" ds:itemID="{DB3D4AC4-30EE-40F3-BB7B-EC530F9B0CF6}">
+<ds:datastoreItem xmlns:ds="http://schemas.openxmlformats.org/officeDocument/2006/customXml" ds:itemID="{D4CC14CA-9B4F-47E7-8EF9-F0DAFA98FE10}">
   <ds:schemaRefs>
     <ds:schemaRef ds:uri="http://schemas.openxmlformats.org/officeDocument/2006/bibliography"/>
   </ds:schemaRefs>
